--- a/블로그글작성/판례/폐기물_대법원_시리즈/판례_대법원2019도6525_폐유에오염된폐엔진수입허가대상인수출입규제폐기물입니다.docx
+++ b/블로그글작성/판례/폐기물_대법원_시리즈/판례_대법원2019도6525_폐유에오염된폐엔진수입허가대상인수출입규제폐기물입니다.docx
@@ -395,7 +395,7 @@
           <w:rFonts w:ascii="맑은 고딕" w:hAnsi="맑은 고딕" w:eastAsia="맑은 고딕" w:cs="맑은 고딕"/>
           <w:color w:val="000000"/>
         </w:rPr>
-        <w:t>피고인 1은 환경부장관의 허가를 받지 아니하고 2017. 12.~2018. 2. 동안 수출입규제폐기물인 금속폐기물(폐유에 오염된 폐엔진, 이하 ‘이 사건 폐엔진’이라고 한다) 147.529t을 수입하였고, 피고인 2 주식회사는 위 일시·장소에서 피고인의 대표인 피고인 1이 피고인의 업무에 관하여 위와 같은 위반행위를 하였다.</w:t>
+        <w:t>① 피고인 1은 환경부장관의 허가를 받지 아니하고 2017. 12.~2018. 2. 동안 수출입규제폐기물인 금속폐기물(폐유에 오염된 폐엔진, 이하 ‘이 사건 폐엔진’이라고 한다) 147.529t을 수입하였고, 피고인 2 주식회사는 위 일시·장소에서 피고인의 대표인 피고인 1이 피고인의 업무에 관하여 위와 같은 위반행위를 하였다.</w:t>
       </w:r>
     </w:p>
     <w:p>
@@ -531,7 +531,7 @@
           <w:rFonts w:ascii="맑은 고딕" w:hAnsi="맑은 고딕" w:eastAsia="맑은 고딕" w:cs="맑은 고딕"/>
           <w:color w:val="000000"/>
         </w:rPr>
-        <w:t>원심의 판단</w:t>
+        <w:t>① 원심의 판단 환경부고시(제2017-188호, 이하 ‘이 사건 고시’라고 한다) 수출입규제폐기물의 품목 중 가. (1) ‘금속폐기물 또는 다음 성분의 합금으로 구성된 폐기물(Metal wastes and waste consisting of alloys of any of the following)’은 아래와 같은 이유로 안티몬 등의 성분이 포함된 금속폐기물 및 폐기물을 의미하는 것으로 해석하여야 한다.</w:t>
       </w:r>
       <w:r>
         <w:rPr>
@@ -545,7 +545,7 @@
           <w:rFonts w:ascii="맑은 고딕" w:hAnsi="맑은 고딕" w:eastAsia="맑은 고딕" w:cs="맑은 고딕"/>
           <w:color w:val="000000"/>
         </w:rPr>
-        <w:t>환경부고시(제2017-188호, 이하 ‘이 사건 고시’라고 한다) 수출입규제폐기물의 품목 중 가. (1) ‘금속폐기물 또는 다음 성분의 합금으로 구성된 폐기물(Metal wastes and waste consisting of alloys of any of the following)’은 아래와 같은 이유로 안티몬 등의 성분이 포함된 금속폐기물 및 폐기물을 의미하는 것으로 해석하여야 한다.</w:t>
+        <w:t>② 그런데 피고인 1이 수입한 금속폐기물인 이 사건 폐엔진에 안티몬 등의 성분이 포함되어 있다고 볼 증거가 없다.</w:t>
       </w:r>
       <w:r>
         <w:rPr>
@@ -559,7 +559,7 @@
           <w:rFonts w:ascii="맑은 고딕" w:hAnsi="맑은 고딕" w:eastAsia="맑은 고딕" w:cs="맑은 고딕"/>
           <w:color w:val="000000"/>
         </w:rPr>
-        <w:t>그런데 피고인 1이 수입한 금속폐기물인 이 사건 폐엔진에 안티몬 등의 성분이 포함되어 있다고 볼 증거가 없다.</w:t>
+        <w:t>③ 성분과 상관없이 ‘금속폐기물’ 자체를 수출입규제폐기물로 해석하는 경우, 이 사건 고시 [별표 2] 수출입관리폐기물의 품목 제24호에서 정한 수출입관리폐기물인 ‘폐금속류’와 중복된다.</w:t>
       </w:r>
       <w:r>
         <w:rPr>
@@ -573,7 +573,7 @@
           <w:rFonts w:ascii="맑은 고딕" w:hAnsi="맑은 고딕" w:eastAsia="맑은 고딕" w:cs="맑은 고딕"/>
           <w:color w:val="000000"/>
         </w:rPr>
-        <w:t>가. 성분과 상관없이 ‘금속폐기물’ 자체를 수출입규제폐기물로 해석하는 경우, 이 사건 고시 [별표 2] 수출입관리폐기물의 품목 제24호에서 정한 수출입관리폐기물인 ‘폐금속류’와 중복된다.</w:t>
+        <w:t>④ 폐기물의 국가 간 이동 및 그 처리에 관한 법률(이하 ‘폐기물국가간이동법’이라고 한다)에 의하면, 법률 적용대상 폐기물은 수출입규제폐기물과 수출입관리폐기물로 양분되어 있는데, 성분과 상관없이 모든 금속폐기물이 수출입규제폐기물이자 수출입관리폐기물이라고 해석할 수는 없다.</w:t>
       </w:r>
       <w:r>
         <w:rPr>
@@ -587,7 +587,7 @@
           <w:rFonts w:ascii="맑은 고딕" w:hAnsi="맑은 고딕" w:eastAsia="맑은 고딕" w:cs="맑은 고딕"/>
           <w:color w:val="000000"/>
         </w:rPr>
-        <w:t>나. 폐기물의 국가 간 이동 및 그 처리에 관한 법률(이하 ‘폐기물국가간이동법’이라고 한다)에 의하면, 법률 적용대상 폐기물은 수출입규제폐기물과 수출입관리폐기물로 양분되어 있는데, 성분과 상관없이 모든 금속폐기물이 수출입규제폐기물이자 수출입관리폐기물이라고 해석할 수는 없다.</w:t>
+        <w:t>⑤ 이와 같은 점을 고려하면 ‘Metal wastes and waste consisting of alloys of any of the following’에서 ‘consisting of alloys of any of the following’은 ‘waste’뿐만 아니라 ‘Metal wastes’도 꾸며주는 것으로 해석함이 자연스럽다.</w:t>
       </w:r>
       <w:r>
         <w:rPr>
@@ -601,7 +601,7 @@
           <w:rFonts w:ascii="맑은 고딕" w:hAnsi="맑은 고딕" w:eastAsia="맑은 고딕" w:cs="맑은 고딕"/>
           <w:color w:val="000000"/>
         </w:rPr>
-        <w:t>다. 이와 같은 점을 고려하면 ‘Metal wastes and waste consisting of alloys of any of the following’에서 ‘consisting of alloys of any of the following’은 ‘waste’뿐만 아니라 ‘Metal wastes’도 꾸며주는 것으로 해석함이 자연스럽다.</w:t>
+        <w:t>⑥ 대법원의 판단 바젤협약 및 폐기물국가간이동법 개요 유해 폐기물의 국제적 이동의 통제와 규제를 목적으로 하는 바젤협약의 폐기물 목록A는 수출입규제가 필요한 유해 폐기물을, 목록B는 특별한 사정이 없는 이상 유해하지 않은 폐기물을 각 규정하고 있다.</w:t>
       </w:r>
       <w:r>
         <w:rPr>
@@ -615,7 +615,7 @@
           <w:rFonts w:ascii="맑은 고딕" w:hAnsi="맑은 고딕" w:eastAsia="맑은 고딕" w:cs="맑은 고딕"/>
           <w:color w:val="000000"/>
         </w:rPr>
-        <w:t>3. 대법원의 판단</w:t>
+        <w:t>⑦ 바젤협약에 따라 제정되어 시행 중인 폐기물국가간이동법과 시행령은 바젤협약 목록A와 목록B를 바탕으로 수출입규제가 필요한 폐기물과 그 외의 수출입관리가 필요한 폐기물 중 폐기물관리법 제2조 3호에 따른 사업장폐기물을 환경부장관이 고시하도록 규정하고 있다(법 제2조 제1호, 시행령 제2조). 이에 따라 이 사건 고시는 [별지]에서 바젤협약 목록A에 해당하는 폐기물을 수출입규제폐기물로 규정하면서, 가.항 (1)호에서 ‘금속폐기물 또는 다음 성분(안티몬 등 9개 금속)의 합금으로 구성된 폐기물(Metal wastes and waste consisting of alloys of any of the following)’ 중 목록B에 열거된 폐기물을 제외한 나머지 폐기물을 규제대상 폐기물로 규정하고 있다(이하 ‘이 사건 조항’이라고 한다). 사안의 쟁점 이 사건의 쟁점은 이 사건 폐엔진이 이 사건 조항에서 규정한 수출입규제폐기물에 해당하는지 여부이다.</w:t>
       </w:r>
       <w:r>
         <w:rPr>
@@ -629,7 +629,7 @@
           <w:rFonts w:ascii="맑은 고딕" w:hAnsi="맑은 고딕" w:eastAsia="맑은 고딕" w:cs="맑은 고딕"/>
           <w:color w:val="000000"/>
         </w:rPr>
-        <w:t>가. 바젤협약 및 폐기물국가간이동법 개요</w:t>
+        <w:t>⑧ 그리고 이는 이 사건 조항에 따른 규제대상 폐기물에 금속폐기물 자체가 포함된다고 볼 것인지, 아니면 안티몬 등의 합금으로 구성된 금속폐기물만이 포함된다고 볼 것인지 여부에 따라 달라진다.</w:t>
       </w:r>
       <w:r>
         <w:rPr>
@@ -643,7 +643,7 @@
           <w:rFonts w:ascii="맑은 고딕" w:hAnsi="맑은 고딕" w:eastAsia="맑은 고딕" w:cs="맑은 고딕"/>
           <w:color w:val="000000"/>
         </w:rPr>
-        <w:t>(1) 유해 폐기물의 국제적 이동의 통제와 규제를 목적으로 하는 바젤협약의 폐기물 목록A는 수출입규제가 필요한 유해 폐기물을, 목록B는 특별한 사정이 없는 이상 유해하지 않은 폐기물을 각 규정하고 있다.</w:t>
+        <w:t>⑨ 전자는 이 사건 조항의 영문에서 consisting of 이하 문구가 폐기물(waste)만을 수식한다고 보는 견해를, 후자는 금속폐기물(metal wastes)도 수식한다고 보는 견해를 전제로 한다.</w:t>
       </w:r>
       <w:r>
         <w:rPr>
@@ -657,7 +657,7 @@
           <w:rFonts w:ascii="맑은 고딕" w:hAnsi="맑은 고딕" w:eastAsia="맑은 고딕" w:cs="맑은 고딕"/>
           <w:color w:val="000000"/>
         </w:rPr>
-        <w:t>(2) 바젤협약에 따라 제정되어 시행 중인 폐기물국가간이동법과 시행령은 바젤협약 목록A와 목록B를 바탕으로 수출입규제가 필요한 폐기물과 그 외의 수출입관리가 필요한 폐기물 중 폐기물관리법 제2조 3호에 따른 사업장폐기물을 환경부장관이 고시하도록 규정하고 있다(법 제2조 제1호, 시행령 제2조).</w:t>
+        <w:t>⑩ 이 사건 조항의 해석 바젤협약, 폐기물국가간이동법 및 시행령, 이 사건 고시, 이 사건 조항의 체계와 구조, 문구, 내용, 취지 등을 종합하여 볼 때, 다음과 같은 이유로 이 사건 조항에서 규정하고 있는 것은 안티몬 등의 합금으로 구성된 금속폐기물에 한정되는 것이 아니라 금속폐기물 자체를 의미하는 것으로 해석하는 것이 타당하다.</w:t>
       </w:r>
       <w:r>
         <w:rPr>
@@ -671,7 +671,7 @@
           <w:rFonts w:ascii="맑은 고딕" w:hAnsi="맑은 고딕" w:eastAsia="맑은 고딕" w:cs="맑은 고딕"/>
           <w:color w:val="000000"/>
         </w:rPr>
-        <w:t>(3) 이에 따라 이 사건 고시는 [별지]에서 바젤협약 목록A에 해당하는 폐기물을 수출입규제폐기물로 규정하면서, 가.항 (1)호에서 ‘금속폐기물 또는 다음 성분(안티몬 등 9개 금속)의 합금으로 구성된 폐기물(Metal wastes and waste consisting of alloys of any of the following)’ 중 목록B에 열거된 폐기물을 제외한 나머지 폐기물을 규제대상 폐기물로 규정하고 있다(이하 ‘이 사건 조항’이라고 한다).</w:t>
+        <w:t>⑪ 바젤협약 목록A 및 이 사건 고시 수출입규제폐기물의 품목에서 이 사건 조항이 위치한 가.항의 영문 제목은 ‘Metal and metal-bearing wastes’이므로 위 제목은 ‘금속폐기물(metal wastes)’과 ‘금속을 함유한 폐기물(metal-bearing wastes)’로 구분할 수 있다.</w:t>
       </w:r>
       <w:r>
         <w:rPr>
@@ -685,7 +685,7 @@
           <w:rFonts w:ascii="맑은 고딕" w:hAnsi="맑은 고딕" w:eastAsia="맑은 고딕" w:cs="맑은 고딕"/>
           <w:color w:val="000000"/>
         </w:rPr>
-        <w:t>나. 사안의 쟁점</w:t>
+        <w:t>⑫ 그런데 가.항에서 규제대상으로 규정하고 있는 22개의 품목들은 ‘안티몬 등의 합금으로 구성된 폐기물’을 비롯하여 각종 compounds(금속화합물), sludges(슬러지-금속찌꺼기), residue(금속잔재물), ashes(금속소각잔재), etching solution(용해된 구리를 포함한 부식액), assemblies or scrap(조립품 또는 스크랩), dross(불순물) 등의 물질들로 구성되어 있거나(consisting of), 오염되거나(having as contaminants), 발생하거나(from), 위 물질들을 함유물로 포함하거나(having as constituents), 함유한(containing) 폐기물 등으로 구성되어 있다.</w:t>
       </w:r>
       <w:r>
         <w:rPr>
@@ -699,7 +699,7 @@
           <w:rFonts w:ascii="맑은 고딕" w:hAnsi="맑은 고딕" w:eastAsia="맑은 고딕" w:cs="맑은 고딕"/>
           <w:color w:val="000000"/>
         </w:rPr>
-        <w:t>이 사건의 쟁점은 이 사건 폐엔진이 이 사건 조항에서 규정한 수출입규제폐기물에 해당하는지 여부이다. 그리고 이는 이 사건 조항에 따른 규제대상 폐기물에 금속폐기물 자체가 포함된다고 볼 것인지, 아니면 안티몬 등의 합금으로 구성된 금속폐기물만이 포함된다고 볼 것인지 여부에 따라 달라진다. 전자는 이 사건 조항의 영문에서 consisting of 이하 문구가 폐기물(waste)만을 수식한다고 보는 견해를, 후자는 금속폐기물(metal wastes)도 수식한다고 보는 견해를 전제로 한다.</w:t>
+        <w:t>⑬ 이와 같은 폐기물들은 모두 가.항 제목 중 ‘금속을 함유한 폐기물(metal-bearing wastes)’에 해당하는 것으로서, 위 제목 중 ‘금속을 함유한 폐기물’을 제외한 ‘금속폐기물’에 상응하여 가.항 품목 중 규제대상 품목으로 언급된 금속폐기물은 이 사건 조항의 금속폐기물이 유일하다.</w:t>
       </w:r>
       <w:r>
         <w:rPr>
@@ -713,77 +713,7 @@
           <w:rFonts w:ascii="맑은 고딕" w:hAnsi="맑은 고딕" w:eastAsia="맑은 고딕" w:cs="맑은 고딕"/>
           <w:color w:val="000000"/>
         </w:rPr>
-        <w:t>다. 이 사건 조항의 해석</w:t>
-      </w:r>
-      <w:r>
-        <w:rPr>
-          <w:rFonts w:ascii="맑은 고딕" w:hAnsi="맑은 고딕" w:eastAsia="맑은 고딕" w:cs="맑은 고딕"/>
-          <w:color w:val="000000"/>
-        </w:rPr>
-        <w:br/>
-      </w:r>
-      <w:r>
-        <w:rPr>
-          <w:rFonts w:ascii="맑은 고딕" w:hAnsi="맑은 고딕" w:eastAsia="맑은 고딕" w:cs="맑은 고딕"/>
-          <w:color w:val="000000"/>
-        </w:rPr>
-        <w:t>바젤협약, 폐기물국가간이동법 및 시행령, 이 사건 고시, 이 사건 조항의 체계와 구조, 문구, 내용, 취지 등을 종합하여 볼 때, 다음과 같은 이유로 이 사건 조항에서 규정하고 있는 것은 안티몬 등의 합금으로 구성된 금속폐기물에 한정되는 것이 아니라 금속폐기물 자체를 의미하는 것으로 해석하는 것이 타당하다.</w:t>
-      </w:r>
-      <w:r>
-        <w:rPr>
-          <w:rFonts w:ascii="맑은 고딕" w:hAnsi="맑은 고딕" w:eastAsia="맑은 고딕" w:cs="맑은 고딕"/>
-          <w:color w:val="000000"/>
-        </w:rPr>
-        <w:br/>
-      </w:r>
-      <w:r>
-        <w:rPr>
-          <w:rFonts w:ascii="맑은 고딕" w:hAnsi="맑은 고딕" w:eastAsia="맑은 고딕" w:cs="맑은 고딕"/>
-          <w:color w:val="000000"/>
-        </w:rPr>
-        <w:t>(1) 바젤협약 목록A 및 이 사건 고시 수출입규제폐기물의 품목에서 이 사건 조항이 위치한 가.항의 영문 제목은 ‘Metal and metal-bearing wastes’이므로 위 제목은 ‘금속폐기물(metal wastes)’과 ‘금속을 함유한 폐기물(metal-bearing wastes)’로 구분할 수 있다.</w:t>
-      </w:r>
-      <w:r>
-        <w:rPr>
-          <w:rFonts w:ascii="맑은 고딕" w:hAnsi="맑은 고딕" w:eastAsia="맑은 고딕" w:cs="맑은 고딕"/>
-          <w:color w:val="000000"/>
-        </w:rPr>
-        <w:br/>
-      </w:r>
-      <w:r>
-        <w:rPr>
-          <w:rFonts w:ascii="맑은 고딕" w:hAnsi="맑은 고딕" w:eastAsia="맑은 고딕" w:cs="맑은 고딕"/>
-          <w:color w:val="000000"/>
-        </w:rPr>
-        <w:t>그런데 가.항에서 규제대상으로 규정하고 있는 22개의 품목들은 ‘안티몬 등의 합금으로 구성된 폐기물’을 비롯하여 각종 compounds(금속화합물), sludges(슬러지-금속찌꺼기), residue(금속잔재물), ashes(금속소각잔재), etching solution(용해된 구리를 포함한 부식액), assemblies or scrap(조립품 또는 스크랩), dross(불순물) 등의 물질들로 구성되어 있거나(consisting of), 오염되거나(having as contaminants), 발생하거나(from), 위 물질들을 함유물로 포함하거나(having as constituents), 함유한(containing) 폐기물 등으로 구성되어 있다.</w:t>
-      </w:r>
-      <w:r>
-        <w:rPr>
-          <w:rFonts w:ascii="맑은 고딕" w:hAnsi="맑은 고딕" w:eastAsia="맑은 고딕" w:cs="맑은 고딕"/>
-          <w:color w:val="000000"/>
-        </w:rPr>
-        <w:br/>
-      </w:r>
-      <w:r>
-        <w:rPr>
-          <w:rFonts w:ascii="맑은 고딕" w:hAnsi="맑은 고딕" w:eastAsia="맑은 고딕" w:cs="맑은 고딕"/>
-          <w:color w:val="000000"/>
-        </w:rPr>
-        <w:t>이와 같은 폐기물들은 모두 가.항 제목 중 ‘금속을 함유한 폐기물(metal-bearing wastes)’에 해당하는 것으로서, 위 제목 중 ‘금속을 함유한 폐기물’을 제외한 ‘금속폐기물’에 상응하여 가.항 품목 중 규제대상 품목으로 언급된 금속폐기물은 이 사건 조항의 금속폐기물이 유일하다.</w:t>
-      </w:r>
-      <w:r>
-        <w:rPr>
-          <w:rFonts w:ascii="맑은 고딕" w:hAnsi="맑은 고딕" w:eastAsia="맑은 고딕" w:cs="맑은 고딕"/>
-          <w:color w:val="000000"/>
-        </w:rPr>
-        <w:br/>
-      </w:r>
-      <w:r>
-        <w:rPr>
-          <w:rFonts w:ascii="맑은 고딕" w:hAnsi="맑은 고딕" w:eastAsia="맑은 고딕" w:cs="맑은 고딕"/>
-          <w:color w:val="000000"/>
-        </w:rPr>
-        <w:t>따라서 이 사건 조항에 규정된 금속폐기물은 가.항 제목에서 언급된 금속폐기물 자체로 보는 것이 제목과 내용이 서로 부합하는 해석이고, 그와 달리 안티몬 등의 합금으로 구성된 금속폐기물로 한정하여 해석하는 경우 제목에 …</w:t>
+        <w:t>⑭ 따라서 이 사건 조항에 규정된 금속폐기물은 가.항 제목에서 언급된 금속폐기물 자체로 보는 것이 제목과 내용이 서로 부합하는 해석이고, 그와 달리 안티몬 등의 합금으로 구성된 금속폐기물로 한정하여 해석하는 경우 제목에 …</w:t>
       </w:r>
     </w:p>
     <w:p>
@@ -864,22 +794,259 @@
           <w:rFonts w:ascii="맑은 고딕" w:hAnsi="맑은 고딕" w:eastAsia="맑은 고딕" w:cs="맑은 고딕"/>
           <w:color w:val="000000"/>
         </w:rPr>
-        <w:t>6. 참조 조문</w:t>
-      </w:r>
-    </w:p>
-    <w:p>
-      <w:pPr>
-        <w:autoSpaceDE w:val="0"/>
-        <w:autoSpaceDN w:val="0"/>
-      </w:pPr>
-      <w:r>
-        <w:rPr>
-          <w:rFonts w:ascii="맑은 고딕" w:hAnsi="맑은 고딕" w:eastAsia="맑은 고딕" w:cs="맑은 고딕"/>
-          <w:color w:val="000000"/>
-        </w:rPr>
-        <w:t>[1] 폐기물의 국가 간 이동 및 그 처리에 관한 법률 제2조 제1호, 제10조 제1항, 제28조 제1호, 폐기물의 국가 간 이동 및 그 처리에 관한 법률 시행령 제2조, 폐기물의 국가 간 이동 및 그 처리에 관한 법률 적용대상 폐기물의 품목(2017. 10. 19. 환경부고시 제2017-188호) 제1조 [별지], 제2조 [별표 2], 폐기물관리법 제2조 3호 / [2] 폐기물의 국가 간 이동 및 그 처리에 관한 법률 제2조 제1호, 제10조 제1항, 제28조 제1호, 제31조, 폐기물의 국가 간 이동 및 그 처리에 관한 법률 시행령 제2조, 폐기물의 국가 간 이동 및 그 처리에 관한 법률 적용대상 폐기물의 품목(2017. 10. 19. 환경부고시 제2017-188호) 제1조 [별지], 제2조 [별표 2], 폐기물관리법 제2조 3호</w:t>
-      </w:r>
-    </w:p>
+        <w:t>6. 적용 법령</w:t>
+      </w:r>
+    </w:p>
+    <w:tbl>
+      <w:tblPr>
+        <w:tblW w:type="pct" w:w="5000"/>
+        <w:tblLook w:firstColumn="1" w:firstRow="1" w:lastColumn="0" w:lastRow="0" w:noHBand="0" w:noVBand="1" w:val="04A0"/>
+        <w:tblBorders>
+          <w:top w:val="single" w:sz="14" w:space="0" w:color="808080"/>
+          <w:left w:val="single" w:sz="14" w:space="0" w:color="808080"/>
+          <w:bottom w:val="single" w:sz="14" w:space="0" w:color="808080"/>
+          <w:right w:val="single" w:sz="14" w:space="0" w:color="808080"/>
+          <w:insideH w:val="single" w:sz="4" w:space="0" w:color="B7B7B7"/>
+          <w:insideV w:val="single" w:sz="4" w:space="0" w:color="B7B7B7"/>
+        </w:tblBorders>
+      </w:tblPr>
+      <w:tblGrid>
+        <w:gridCol w:w="4513"/>
+        <w:gridCol w:w="4513"/>
+      </w:tblGrid>
+      <w:tr>
+        <w:tc>
+          <w:tcPr>
+            <w:tcW w:type="pct" w:w="1600"/>
+            <w:shd w:val="clear" w:color="auto" w:fill="D9D9D9"/>
+            <w:tcBorders>
+              <w:bottom w:val="double" w:sz="6" w:space="0" w:color="808080"/>
+            </w:tcBorders>
+          </w:tcPr>
+          <w:p>
+            <w:pPr>
+              <w:autoSpaceDE w:val="0"/>
+              <w:autoSpaceDN w:val="0"/>
+            </w:pPr>
+            <w:r/>
+            <w:r>
+              <w:rPr>
+                <w:rFonts w:ascii="맑은 고딕" w:hAnsi="맑은 고딕" w:eastAsia="맑은 고딕" w:cs="맑은 고딕"/>
+                <w:b/>
+                <w:color w:val="000000"/>
+                <w:sz w:val="19"/>
+              </w:rPr>
+              <w:t>법령</w:t>
+            </w:r>
+          </w:p>
+        </w:tc>
+        <w:tc>
+          <w:tcPr>
+            <w:tcW w:type="pct" w:w="3400"/>
+            <w:shd w:val="clear" w:color="auto" w:fill="D9D9D9"/>
+            <w:tcBorders>
+              <w:bottom w:val="double" w:sz="6" w:space="0" w:color="808080"/>
+            </w:tcBorders>
+          </w:tcPr>
+          <w:p>
+            <w:pPr>
+              <w:autoSpaceDE w:val="0"/>
+              <w:autoSpaceDN w:val="0"/>
+            </w:pPr>
+            <w:r/>
+            <w:r>
+              <w:rPr>
+                <w:rFonts w:ascii="맑은 고딕" w:hAnsi="맑은 고딕" w:eastAsia="맑은 고딕" w:cs="맑은 고딕"/>
+                <w:b/>
+                <w:color w:val="000000"/>
+                <w:sz w:val="19"/>
+              </w:rPr>
+              <w:t>조항</w:t>
+            </w:r>
+          </w:p>
+        </w:tc>
+      </w:tr>
+      <w:tr>
+        <w:tc>
+          <w:tcPr>
+            <w:tcW w:type="pct" w:w="1600"/>
+            <w:shd w:val="clear" w:color="auto" w:fill="F2F2F2"/>
+          </w:tcPr>
+          <w:p>
+            <w:pPr>
+              <w:autoSpaceDE w:val="0"/>
+              <w:autoSpaceDN w:val="0"/>
+            </w:pPr>
+            <w:r/>
+            <w:r>
+              <w:rPr>
+                <w:rFonts w:ascii="맑은 고딕" w:hAnsi="맑은 고딕" w:eastAsia="맑은 고딕" w:cs="맑은 고딕"/>
+                <w:b/>
+                <w:color w:val="000000"/>
+                <w:sz w:val="19"/>
+              </w:rPr>
+              <w:t>폐기물의 국가 간 이동 및 그 처리에 관한 법률</w:t>
+            </w:r>
+          </w:p>
+        </w:tc>
+        <w:tc>
+          <w:tcPr>
+            <w:tcW w:type="pct" w:w="3400"/>
+          </w:tcPr>
+          <w:p>
+            <w:pPr>
+              <w:autoSpaceDE w:val="0"/>
+              <w:autoSpaceDN w:val="0"/>
+            </w:pPr>
+            <w:r/>
+            <w:r>
+              <w:rPr>
+                <w:rFonts w:ascii="맑은 고딕" w:hAnsi="맑은 고딕" w:eastAsia="맑은 고딕" w:cs="맑은 고딕"/>
+                <w:b w:val="0"/>
+                <w:color w:val="000000"/>
+                <w:sz w:val="19"/>
+              </w:rPr>
+              <w:t>제2조 제1호, 제10조 제1항, 제28조 제1호, 제31조</w:t>
+            </w:r>
+          </w:p>
+        </w:tc>
+      </w:tr>
+      <w:tr>
+        <w:tc>
+          <w:tcPr>
+            <w:tcW w:type="pct" w:w="1600"/>
+            <w:shd w:val="clear" w:color="auto" w:fill="F2F2F2"/>
+          </w:tcPr>
+          <w:p>
+            <w:pPr>
+              <w:autoSpaceDE w:val="0"/>
+              <w:autoSpaceDN w:val="0"/>
+            </w:pPr>
+            <w:r/>
+            <w:r>
+              <w:rPr>
+                <w:rFonts w:ascii="맑은 고딕" w:hAnsi="맑은 고딕" w:eastAsia="맑은 고딕" w:cs="맑은 고딕"/>
+                <w:b/>
+                <w:color w:val="000000"/>
+                <w:sz w:val="19"/>
+              </w:rPr>
+              <w:t>폐기물의 국가 간 이동 및 그 처리에 관한 법률 시행령</w:t>
+            </w:r>
+          </w:p>
+        </w:tc>
+        <w:tc>
+          <w:tcPr>
+            <w:tcW w:type="pct" w:w="3400"/>
+          </w:tcPr>
+          <w:p>
+            <w:pPr>
+              <w:autoSpaceDE w:val="0"/>
+              <w:autoSpaceDN w:val="0"/>
+            </w:pPr>
+            <w:r/>
+            <w:r>
+              <w:rPr>
+                <w:rFonts w:ascii="맑은 고딕" w:hAnsi="맑은 고딕" w:eastAsia="맑은 고딕" w:cs="맑은 고딕"/>
+                <w:b w:val="0"/>
+                <w:color w:val="000000"/>
+                <w:sz w:val="19"/>
+              </w:rPr>
+              <w:t>제2조</w:t>
+            </w:r>
+          </w:p>
+        </w:tc>
+      </w:tr>
+      <w:tr>
+        <w:tc>
+          <w:tcPr>
+            <w:tcW w:type="pct" w:w="1600"/>
+            <w:shd w:val="clear" w:color="auto" w:fill="F2F2F2"/>
+          </w:tcPr>
+          <w:p>
+            <w:pPr>
+              <w:autoSpaceDE w:val="0"/>
+              <w:autoSpaceDN w:val="0"/>
+            </w:pPr>
+            <w:r/>
+            <w:r>
+              <w:rPr>
+                <w:rFonts w:ascii="맑은 고딕" w:hAnsi="맑은 고딕" w:eastAsia="맑은 고딕" w:cs="맑은 고딕"/>
+                <w:b/>
+                <w:color w:val="000000"/>
+                <w:sz w:val="19"/>
+              </w:rPr>
+              <w:t>폐기물의 국가 간 이동 및 그 처리에 관한 법률 적용대상 폐기물의 품목(2017. 10. 19. 환경부고시</w:t>
+            </w:r>
+          </w:p>
+        </w:tc>
+        <w:tc>
+          <w:tcPr>
+            <w:tcW w:type="pct" w:w="3400"/>
+          </w:tcPr>
+          <w:p>
+            <w:pPr>
+              <w:autoSpaceDE w:val="0"/>
+              <w:autoSpaceDN w:val="0"/>
+            </w:pPr>
+            <w:r/>
+            <w:r>
+              <w:rPr>
+                <w:rFonts w:ascii="맑은 고딕" w:hAnsi="맑은 고딕" w:eastAsia="맑은 고딕" w:cs="맑은 고딕"/>
+                <w:b w:val="0"/>
+                <w:color w:val="000000"/>
+                <w:sz w:val="19"/>
+              </w:rPr>
+              <w:t>제2017-188호) 제1조 [별지], 제2조 [별표 2]</w:t>
+            </w:r>
+          </w:p>
+        </w:tc>
+      </w:tr>
+      <w:tr>
+        <w:tc>
+          <w:tcPr>
+            <w:tcW w:type="pct" w:w="1600"/>
+            <w:shd w:val="clear" w:color="auto" w:fill="F2F2F2"/>
+          </w:tcPr>
+          <w:p>
+            <w:pPr>
+              <w:autoSpaceDE w:val="0"/>
+              <w:autoSpaceDN w:val="0"/>
+            </w:pPr>
+            <w:r/>
+            <w:r>
+              <w:rPr>
+                <w:rFonts w:ascii="맑은 고딕" w:hAnsi="맑은 고딕" w:eastAsia="맑은 고딕" w:cs="맑은 고딕"/>
+                <w:b/>
+                <w:color w:val="000000"/>
+                <w:sz w:val="19"/>
+              </w:rPr>
+              <w:t>폐기물관리법</w:t>
+            </w:r>
+          </w:p>
+        </w:tc>
+        <w:tc>
+          <w:tcPr>
+            <w:tcW w:type="pct" w:w="3400"/>
+          </w:tcPr>
+          <w:p>
+            <w:pPr>
+              <w:autoSpaceDE w:val="0"/>
+              <w:autoSpaceDN w:val="0"/>
+            </w:pPr>
+            <w:r/>
+            <w:r>
+              <w:rPr>
+                <w:rFonts w:ascii="맑은 고딕" w:hAnsi="맑은 고딕" w:eastAsia="맑은 고딕" w:cs="맑은 고딕"/>
+                <w:b w:val="0"/>
+                <w:color w:val="000000"/>
+                <w:sz w:val="19"/>
+              </w:rPr>
+              <w:t>제2조 3호</w:t>
+            </w:r>
+          </w:p>
+        </w:tc>
+      </w:tr>
+    </w:tbl>
     <w:p>
       <w:pPr>
         <w:pStyle w:val="note"/>

--- a/블로그글작성/판례/폐기물_대법원_시리즈/판례_대법원2019도6525_폐유에오염된폐엔진수입허가대상인수출입규제폐기물입니다.docx
+++ b/블로그글작성/판례/폐기물_대법원_시리즈/판례_대법원2019도6525_폐유에오염된폐엔진수입허가대상인수출입규제폐기물입니다.docx
@@ -817,7 +817,7 @@
       <w:tr>
         <w:tc>
           <w:tcPr>
-            <w:tcW w:type="pct" w:w="1600"/>
+            <w:tcW w:type="pct" w:w="1500"/>
             <w:shd w:val="clear" w:color="auto" w:fill="D9D9D9"/>
             <w:tcBorders>
               <w:bottom w:val="double" w:sz="6" w:space="0" w:color="808080"/>
@@ -836,13 +836,13 @@
                 <w:color w:val="000000"/>
                 <w:sz w:val="19"/>
               </w:rPr>
-              <w:t>법령</w:t>
+              <w:t>조항</w:t>
             </w:r>
           </w:p>
         </w:tc>
         <w:tc>
           <w:tcPr>
-            <w:tcW w:type="pct" w:w="3400"/>
+            <w:tcW w:type="pct" w:w="3500"/>
             <w:shd w:val="clear" w:color="auto" w:fill="D9D9D9"/>
             <w:tcBorders>
               <w:bottom w:val="double" w:sz="6" w:space="0" w:color="808080"/>
@@ -861,7 +861,7 @@
                 <w:color w:val="000000"/>
                 <w:sz w:val="19"/>
               </w:rPr>
-              <w:t>조항</w:t>
+              <w:t>적용 문구</w:t>
             </w:r>
           </w:p>
         </w:tc>
@@ -869,7 +869,7 @@
       <w:tr>
         <w:tc>
           <w:tcPr>
-            <w:tcW w:type="pct" w:w="1600"/>
+            <w:tcW w:type="pct" w:w="1500"/>
             <w:shd w:val="clear" w:color="auto" w:fill="F2F2F2"/>
           </w:tcPr>
           <w:p>
@@ -887,11 +887,29 @@
               </w:rPr>
               <w:t>폐기물의 국가 간 이동 및 그 처리에 관한 법률</w:t>
             </w:r>
+            <w:r>
+              <w:rPr>
+                <w:rFonts w:ascii="맑은 고딕" w:hAnsi="맑은 고딕" w:eastAsia="맑은 고딕" w:cs="맑은 고딕"/>
+                <w:b/>
+                <w:color w:val="000000"/>
+                <w:sz w:val="19"/>
+              </w:rPr>
+              <w:br/>
+            </w:r>
+            <w:r>
+              <w:rPr>
+                <w:rFonts w:ascii="맑은 고딕" w:hAnsi="맑은 고딕" w:eastAsia="맑은 고딕" w:cs="맑은 고딕"/>
+                <w:b/>
+                <w:color w:val="000000"/>
+                <w:sz w:val="19"/>
+              </w:rPr>
+              <w:t>제2조 제1호</w:t>
+            </w:r>
           </w:p>
         </w:tc>
         <w:tc>
           <w:tcPr>
-            <w:tcW w:type="pct" w:w="3400"/>
+            <w:tcW w:type="pct" w:w="3500"/>
           </w:tcPr>
           <w:p>
             <w:pPr>
@@ -906,7 +924,7 @@
                 <w:color w:val="000000"/>
                 <w:sz w:val="19"/>
               </w:rPr>
-              <w:t>제2조 제1호, 제10조 제1항, 제28조 제1호, 제31조</w:t>
+              <w:t>이 법에서 사용하는 용어의 뜻은 다음과 같다.</w:t>
             </w:r>
           </w:p>
         </w:tc>
@@ -914,7 +932,7 @@
       <w:tr>
         <w:tc>
           <w:tcPr>
-            <w:tcW w:type="pct" w:w="1600"/>
+            <w:tcW w:type="pct" w:w="1500"/>
             <w:shd w:val="clear" w:color="auto" w:fill="F2F2F2"/>
           </w:tcPr>
           <w:p>
@@ -930,13 +948,31 @@
                 <w:color w:val="000000"/>
                 <w:sz w:val="19"/>
               </w:rPr>
-              <w:t>폐기물의 국가 간 이동 및 그 처리에 관한 법률 시행령</w:t>
+              <w:t>폐기물의 국가 간 이동 및 그 처리에 관한 법률</w:t>
+            </w:r>
+            <w:r>
+              <w:rPr>
+                <w:rFonts w:ascii="맑은 고딕" w:hAnsi="맑은 고딕" w:eastAsia="맑은 고딕" w:cs="맑은 고딕"/>
+                <w:b/>
+                <w:color w:val="000000"/>
+                <w:sz w:val="19"/>
+              </w:rPr>
+              <w:br/>
+            </w:r>
+            <w:r>
+              <w:rPr>
+                <w:rFonts w:ascii="맑은 고딕" w:hAnsi="맑은 고딕" w:eastAsia="맑은 고딕" w:cs="맑은 고딕"/>
+                <w:b/>
+                <w:color w:val="000000"/>
+                <w:sz w:val="19"/>
+              </w:rPr>
+              <w:t>제10조 제1항</w:t>
             </w:r>
           </w:p>
         </w:tc>
         <w:tc>
           <w:tcPr>
-            <w:tcW w:type="pct" w:w="3400"/>
+            <w:tcW w:type="pct" w:w="3500"/>
           </w:tcPr>
           <w:p>
             <w:pPr>
@@ -951,7 +987,7 @@
                 <w:color w:val="000000"/>
                 <w:sz w:val="19"/>
               </w:rPr>
-              <w:t>제2조</w:t>
+              <w:t>① 수출입규제폐기물을 수입하려는 자는 대통령령으로 정하는 바에 따라 기후에너지환경부장관의 허가를 받아야 한다. 허가받은 사항을 변경하려는 경우에도 또한 같다.</w:t>
             </w:r>
           </w:p>
         </w:tc>
@@ -959,7 +995,7 @@
       <w:tr>
         <w:tc>
           <w:tcPr>
-            <w:tcW w:type="pct" w:w="1600"/>
+            <w:tcW w:type="pct" w:w="1500"/>
             <w:shd w:val="clear" w:color="auto" w:fill="F2F2F2"/>
           </w:tcPr>
           <w:p>
@@ -975,13 +1011,31 @@
                 <w:color w:val="000000"/>
                 <w:sz w:val="19"/>
               </w:rPr>
-              <w:t>폐기물의 국가 간 이동 및 그 처리에 관한 법률 적용대상 폐기물의 품목(2017. 10. 19. 환경부고시</w:t>
+              <w:t>폐기물의 국가 간 이동 및 그 처리에 관한 법률</w:t>
+            </w:r>
+            <w:r>
+              <w:rPr>
+                <w:rFonts w:ascii="맑은 고딕" w:hAnsi="맑은 고딕" w:eastAsia="맑은 고딕" w:cs="맑은 고딕"/>
+                <w:b/>
+                <w:color w:val="000000"/>
+                <w:sz w:val="19"/>
+              </w:rPr>
+              <w:br/>
+            </w:r>
+            <w:r>
+              <w:rPr>
+                <w:rFonts w:ascii="맑은 고딕" w:hAnsi="맑은 고딕" w:eastAsia="맑은 고딕" w:cs="맑은 고딕"/>
+                <w:b/>
+                <w:color w:val="000000"/>
+                <w:sz w:val="19"/>
+              </w:rPr>
+              <w:t>제28조 제1호</w:t>
             </w:r>
           </w:p>
         </w:tc>
         <w:tc>
           <w:tcPr>
-            <w:tcW w:type="pct" w:w="3400"/>
+            <w:tcW w:type="pct" w:w="3500"/>
           </w:tcPr>
           <w:p>
             <w:pPr>
@@ -996,7 +1050,7 @@
                 <w:color w:val="000000"/>
                 <w:sz w:val="19"/>
               </w:rPr>
-              <w:t>제2017-188호) 제1조 [별지], 제2조 [별표 2]</w:t>
+              <w:t>다음 각 호의 어느 하나에 해당하는 자는 5년 이하의 징역 또는 5천만원 이하의 벌금에 처한다.</w:t>
             </w:r>
           </w:p>
         </w:tc>
@@ -1004,7 +1058,7 @@
       <w:tr>
         <w:tc>
           <w:tcPr>
-            <w:tcW w:type="pct" w:w="1600"/>
+            <w:tcW w:type="pct" w:w="1500"/>
             <w:shd w:val="clear" w:color="auto" w:fill="F2F2F2"/>
           </w:tcPr>
           <w:p>
@@ -1020,13 +1074,31 @@
                 <w:color w:val="000000"/>
                 <w:sz w:val="19"/>
               </w:rPr>
-              <w:t>폐기물관리법</w:t>
+              <w:t>폐기물의 국가 간 이동 및 그 처리에 관한 법률 시행령</w:t>
+            </w:r>
+            <w:r>
+              <w:rPr>
+                <w:rFonts w:ascii="맑은 고딕" w:hAnsi="맑은 고딕" w:eastAsia="맑은 고딕" w:cs="맑은 고딕"/>
+                <w:b/>
+                <w:color w:val="000000"/>
+                <w:sz w:val="19"/>
+              </w:rPr>
+              <w:br/>
+            </w:r>
+            <w:r>
+              <w:rPr>
+                <w:rFonts w:ascii="맑은 고딕" w:hAnsi="맑은 고딕" w:eastAsia="맑은 고딕" w:cs="맑은 고딕"/>
+                <w:b/>
+                <w:color w:val="000000"/>
+                <w:sz w:val="19"/>
+              </w:rPr>
+              <w:t>제2조</w:t>
             </w:r>
           </w:p>
         </w:tc>
         <w:tc>
           <w:tcPr>
-            <w:tcW w:type="pct" w:w="3400"/>
+            <w:tcW w:type="pct" w:w="3500"/>
           </w:tcPr>
           <w:p>
             <w:pPr>
@@ -1041,12 +1113,278 @@
                 <w:color w:val="000000"/>
                 <w:sz w:val="19"/>
               </w:rPr>
+              <w:t>①「폐기물의 국가 간 이동 및 그 처리에 관한 법률」(이하 "법"이라 한다) 제2조제1호가목에서 "대통령령으로 정하는 물질"이란 다음 각 호의 폐기물을 말한다. ② 제1항 각 호에 따른 폐기물의 품목은 기후에너지환경부장관이 산업통상부장관과 협의하여 고시한다.</w:t>
+            </w:r>
+          </w:p>
+        </w:tc>
+      </w:tr>
+      <w:tr>
+        <w:tc>
+          <w:tcPr>
+            <w:tcW w:type="pct" w:w="1500"/>
+            <w:shd w:val="clear" w:color="auto" w:fill="F2F2F2"/>
+          </w:tcPr>
+          <w:p>
+            <w:pPr>
+              <w:autoSpaceDE w:val="0"/>
+              <w:autoSpaceDN w:val="0"/>
+            </w:pPr>
+            <w:r/>
+            <w:r>
+              <w:rPr>
+                <w:rFonts w:ascii="맑은 고딕" w:hAnsi="맑은 고딕" w:eastAsia="맑은 고딕" w:cs="맑은 고딕"/>
+                <w:b/>
+                <w:color w:val="000000"/>
+                <w:sz w:val="19"/>
+              </w:rPr>
+              <w:t>폐기물의 국가 간 이동 및 그 처리에 관한 법률 시행령</w:t>
+            </w:r>
+            <w:r>
+              <w:rPr>
+                <w:rFonts w:ascii="맑은 고딕" w:hAnsi="맑은 고딕" w:eastAsia="맑은 고딕" w:cs="맑은 고딕"/>
+                <w:b/>
+                <w:color w:val="000000"/>
+                <w:sz w:val="19"/>
+              </w:rPr>
+              <w:br/>
+            </w:r>
+            <w:r>
+              <w:rPr>
+                <w:rFonts w:ascii="맑은 고딕" w:hAnsi="맑은 고딕" w:eastAsia="맑은 고딕" w:cs="맑은 고딕"/>
+                <w:b/>
+                <w:color w:val="000000"/>
+                <w:sz w:val="19"/>
+              </w:rPr>
+              <w:t>제2조 폐기물의 국가 간 이동 및 그 처리에 관한 법률 적용대상 폐기물의 품목 제1조 [별지]</w:t>
+            </w:r>
+          </w:p>
+        </w:tc>
+        <w:tc>
+          <w:tcPr>
+            <w:tcW w:type="pct" w:w="3500"/>
+          </w:tcPr>
+          <w:p>
+            <w:pPr>
+              <w:autoSpaceDE w:val="0"/>
+              <w:autoSpaceDN w:val="0"/>
+            </w:pPr>
+            <w:r/>
+            <w:r>
+              <w:rPr>
+                <w:rFonts w:ascii="맑은 고딕" w:hAnsi="맑은 고딕" w:eastAsia="맑은 고딕" w:cs="맑은 고딕"/>
+                <w:b w:val="0"/>
+                <w:color w:val="000000"/>
+                <w:sz w:val="19"/>
+              </w:rPr>
+              <w:t>①「폐기물의 국가 간 이동 및 그 처리에 관한 법률」(이하 "법"이라 한다) 제2조제1호가목에서 "대통령령으로 정하는 물질"이란 다음 각 호의 폐기물을 말한다. ② 제1항 각 호에 따른 폐기물의 품목은 기후에너지환경부장관이 산업통상부장관과 협의하여 고시한다.</w:t>
+            </w:r>
+          </w:p>
+        </w:tc>
+      </w:tr>
+      <w:tr>
+        <w:tc>
+          <w:tcPr>
+            <w:tcW w:type="pct" w:w="1500"/>
+            <w:shd w:val="clear" w:color="auto" w:fill="F2F2F2"/>
+          </w:tcPr>
+          <w:p>
+            <w:pPr>
+              <w:autoSpaceDE w:val="0"/>
+              <w:autoSpaceDN w:val="0"/>
+            </w:pPr>
+            <w:r/>
+            <w:r>
+              <w:rPr>
+                <w:rFonts w:ascii="맑은 고딕" w:hAnsi="맑은 고딕" w:eastAsia="맑은 고딕" w:cs="맑은 고딕"/>
+                <w:b/>
+                <w:color w:val="000000"/>
+                <w:sz w:val="19"/>
+              </w:rPr>
+              <w:t>폐기물의 국가 간 이동 및 그 처리에 관한 법률 시행령</w:t>
+            </w:r>
+            <w:r>
+              <w:rPr>
+                <w:rFonts w:ascii="맑은 고딕" w:hAnsi="맑은 고딕" w:eastAsia="맑은 고딕" w:cs="맑은 고딕"/>
+                <w:b/>
+                <w:color w:val="000000"/>
+                <w:sz w:val="19"/>
+              </w:rPr>
+              <w:br/>
+            </w:r>
+            <w:r>
+              <w:rPr>
+                <w:rFonts w:ascii="맑은 고딕" w:hAnsi="맑은 고딕" w:eastAsia="맑은 고딕" w:cs="맑은 고딕"/>
+                <w:b/>
+                <w:color w:val="000000"/>
+                <w:sz w:val="19"/>
+              </w:rPr>
+              <w:t>제2조 [별표 2]</w:t>
+            </w:r>
+          </w:p>
+        </w:tc>
+        <w:tc>
+          <w:tcPr>
+            <w:tcW w:type="pct" w:w="3500"/>
+          </w:tcPr>
+          <w:p>
+            <w:pPr>
+              <w:autoSpaceDE w:val="0"/>
+              <w:autoSpaceDN w:val="0"/>
+            </w:pPr>
+            <w:r/>
+            <w:r>
+              <w:rPr>
+                <w:rFonts w:ascii="맑은 고딕" w:hAnsi="맑은 고딕" w:eastAsia="맑은 고딕" w:cs="맑은 고딕"/>
+                <w:b w:val="0"/>
+                <w:color w:val="000000"/>
+                <w:sz w:val="19"/>
+              </w:rPr>
+            </w:r>
+          </w:p>
+        </w:tc>
+      </w:tr>
+      <w:tr>
+        <w:tc>
+          <w:tcPr>
+            <w:tcW w:type="pct" w:w="1500"/>
+            <w:shd w:val="clear" w:color="auto" w:fill="F2F2F2"/>
+          </w:tcPr>
+          <w:p>
+            <w:pPr>
+              <w:autoSpaceDE w:val="0"/>
+              <w:autoSpaceDN w:val="0"/>
+            </w:pPr>
+            <w:r/>
+            <w:r>
+              <w:rPr>
+                <w:rFonts w:ascii="맑은 고딕" w:hAnsi="맑은 고딕" w:eastAsia="맑은 고딕" w:cs="맑은 고딕"/>
+                <w:b/>
+                <w:color w:val="000000"/>
+                <w:sz w:val="19"/>
+              </w:rPr>
+              <w:t>폐기물관리법</w:t>
+            </w:r>
+            <w:r>
+              <w:rPr>
+                <w:rFonts w:ascii="맑은 고딕" w:hAnsi="맑은 고딕" w:eastAsia="맑은 고딕" w:cs="맑은 고딕"/>
+                <w:b/>
+                <w:color w:val="000000"/>
+                <w:sz w:val="19"/>
+              </w:rPr>
+              <w:br/>
+            </w:r>
+            <w:r>
+              <w:rPr>
+                <w:rFonts w:ascii="맑은 고딕" w:hAnsi="맑은 고딕" w:eastAsia="맑은 고딕" w:cs="맑은 고딕"/>
+                <w:b/>
+                <w:color w:val="000000"/>
+                <w:sz w:val="19"/>
+              </w:rPr>
               <w:t>제2조 3호</w:t>
+            </w:r>
+          </w:p>
+        </w:tc>
+        <w:tc>
+          <w:tcPr>
+            <w:tcW w:type="pct" w:w="3500"/>
+          </w:tcPr>
+          <w:p>
+            <w:pPr>
+              <w:autoSpaceDE w:val="0"/>
+              <w:autoSpaceDN w:val="0"/>
+            </w:pPr>
+            <w:r/>
+            <w:r>
+              <w:rPr>
+                <w:rFonts w:ascii="맑은 고딕" w:hAnsi="맑은 고딕" w:eastAsia="맑은 고딕" w:cs="맑은 고딕"/>
+                <w:b w:val="0"/>
+                <w:color w:val="000000"/>
+                <w:sz w:val="19"/>
+              </w:rPr>
+              <w:t>이 법에서 사용하는 용어의 뜻은 다음과 같다.</w:t>
+            </w:r>
+          </w:p>
+        </w:tc>
+      </w:tr>
+      <w:tr>
+        <w:tc>
+          <w:tcPr>
+            <w:tcW w:type="pct" w:w="1500"/>
+            <w:shd w:val="clear" w:color="auto" w:fill="F2F2F2"/>
+          </w:tcPr>
+          <w:p>
+            <w:pPr>
+              <w:autoSpaceDE w:val="0"/>
+              <w:autoSpaceDN w:val="0"/>
+            </w:pPr>
+            <w:r/>
+            <w:r>
+              <w:rPr>
+                <w:rFonts w:ascii="맑은 고딕" w:hAnsi="맑은 고딕" w:eastAsia="맑은 고딕" w:cs="맑은 고딕"/>
+                <w:b/>
+                <w:color w:val="000000"/>
+                <w:sz w:val="19"/>
+              </w:rPr>
+              <w:t>폐기물의 국가 간 이동 및 그 처리에 관한 법률</w:t>
+            </w:r>
+            <w:r>
+              <w:rPr>
+                <w:rFonts w:ascii="맑은 고딕" w:hAnsi="맑은 고딕" w:eastAsia="맑은 고딕" w:cs="맑은 고딕"/>
+                <w:b/>
+                <w:color w:val="000000"/>
+                <w:sz w:val="19"/>
+              </w:rPr>
+              <w:br/>
+            </w:r>
+            <w:r>
+              <w:rPr>
+                <w:rFonts w:ascii="맑은 고딕" w:hAnsi="맑은 고딕" w:eastAsia="맑은 고딕" w:cs="맑은 고딕"/>
+                <w:b/>
+                <w:color w:val="000000"/>
+                <w:sz w:val="19"/>
+              </w:rPr>
+              <w:t>제31조</w:t>
+            </w:r>
+          </w:p>
+        </w:tc>
+        <w:tc>
+          <w:tcPr>
+            <w:tcW w:type="pct" w:w="3500"/>
+          </w:tcPr>
+          <w:p>
+            <w:pPr>
+              <w:autoSpaceDE w:val="0"/>
+              <w:autoSpaceDN w:val="0"/>
+            </w:pPr>
+            <w:r/>
+            <w:r>
+              <w:rPr>
+                <w:rFonts w:ascii="맑은 고딕" w:hAnsi="맑은 고딕" w:eastAsia="맑은 고딕" w:cs="맑은 고딕"/>
+                <w:b w:val="0"/>
+                <w:color w:val="000000"/>
+                <w:sz w:val="19"/>
+              </w:rPr>
+              <w:t>법인의 대표자나 법인 또는 개인의 대리인, 사용인, 그 밖의 종업원이 그 법인 또는 개인의 업무에 관하여 제28조부터 제30조까지의 어느 하나에 해당하는 위반행위를 하면 그 행위자를 벌하는 외에 그 법인 또는 개인에게도 해당 조문의 벌금형을 과(科)한다. 다만, 법인 또는 개인이 그 위반행위를 방지하기 위하여 해당 업무에 관하여 상당한 주의와 감독을 게을리 …</w:t>
             </w:r>
           </w:p>
         </w:tc>
       </w:tr>
     </w:tbl>
+    <w:p>
+      <w:pPr>
+        <w:pStyle w:val="note"/>
+        <w:autoSpaceDE w:val="0"/>
+        <w:autoSpaceDN w:val="0"/>
+        <w:spacing w:before="80"/>
+      </w:pPr>
+      <w:r>
+        <w:rPr>
+          <w:rFonts w:ascii="맑은 고딕" w:hAnsi="맑은 고딕" w:eastAsia="맑은 고딕" w:cs="맑은 고딕"/>
+          <w:color w:val="000000"/>
+        </w:rPr>
+        <w:t>※ ‘적용 문구’는 현행 조문을 요약한 것으로, 구법이 적용된 사건은 당시 조문과 다를 수 있습니다.</w:t>
+      </w:r>
+    </w:p>
     <w:p>
       <w:pPr>
         <w:pStyle w:val="note"/>

--- a/블로그글작성/판례/폐기물_대법원_시리즈/판례_대법원2019도6525_폐유에오염된폐엔진수입허가대상인수출입규제폐기물입니다.docx
+++ b/블로그글작성/판례/폐기물_대법원_시리즈/판례_대법원2019도6525_폐유에오염된폐엔진수입허가대상인수출입규제폐기물입니다.docx
@@ -353,6 +353,51 @@
                 <w:sz w:val="19"/>
               </w:rPr>
               <w:t>대법원</w:t>
+            </w:r>
+          </w:p>
+        </w:tc>
+      </w:tr>
+      <w:tr>
+        <w:tc>
+          <w:tcPr>
+            <w:tcW w:type="pct" w:w="1200"/>
+            <w:shd w:val="clear" w:color="auto" w:fill="F2F2F2"/>
+          </w:tcPr>
+          <w:p>
+            <w:pPr>
+              <w:autoSpaceDE w:val="0"/>
+              <w:autoSpaceDN w:val="0"/>
+            </w:pPr>
+            <w:r/>
+            <w:r>
+              <w:rPr>
+                <w:rFonts w:ascii="맑은 고딕" w:hAnsi="맑은 고딕" w:eastAsia="맑은 고딕" w:cs="맑은 고딕"/>
+                <w:b/>
+                <w:color w:val="000000"/>
+                <w:sz w:val="19"/>
+              </w:rPr>
+              <w:t>당사자</w:t>
+            </w:r>
+          </w:p>
+        </w:tc>
+        <w:tc>
+          <w:tcPr>
+            <w:tcW w:type="pct" w:w="3800"/>
+          </w:tcPr>
+          <w:p>
+            <w:pPr>
+              <w:autoSpaceDE w:val="0"/>
+              <w:autoSpaceDN w:val="0"/>
+            </w:pPr>
+            <w:r/>
+            <w:r>
+              <w:rPr>
+                <w:rFonts w:ascii="맑은 고딕" w:hAnsi="맑은 고딕" w:eastAsia="맑은 고딕" w:cs="맑은 고딕"/>
+                <w:b w:val="0"/>
+                <w:color w:val="000000"/>
+                <w:sz w:val="19"/>
+              </w:rPr>
+              <w:t>피고인 1 외 1인</w:t>
             </w:r>
           </w:p>
         </w:tc>

--- a/블로그글작성/판례/폐기물_대법원_시리즈/판례_대법원2019도6525_폐유에오염된폐엔진수입허가대상인수출입규제폐기물입니다.docx
+++ b/블로그글작성/판례/폐기물_대법원_시리즈/판례_대법원2019도6525_폐유에오염된폐엔진수입허가대상인수출입규제폐기물입니다.docx
@@ -402,6 +402,132 @@
           </w:p>
         </w:tc>
       </w:tr>
+      <w:tr>
+        <w:tc>
+          <w:tcPr>
+            <w:tcW w:type="pct" w:w="1200"/>
+            <w:shd w:val="clear" w:color="auto" w:fill="F2F2F2"/>
+          </w:tcPr>
+          <w:p>
+            <w:pPr>
+              <w:autoSpaceDE w:val="0"/>
+              <w:autoSpaceDN w:val="0"/>
+            </w:pPr>
+            <w:r>
+              <w:rPr>
+                <w:rFonts w:ascii="맑은 고딕" w:hAnsi="맑은 고딕" w:eastAsia="맑은 고딕" w:cs="맑은 고딕"/>
+                <w:b/>
+                <w:color w:val="000000"/>
+                <w:sz w:val="19"/>
+              </w:rPr>
+              <w:t>사건종류</w:t>
+            </w:r>
+          </w:p>
+        </w:tc>
+        <w:tc>
+          <w:tcPr>
+            <w:tcW w:type="pct" w:w="3800"/>
+          </w:tcPr>
+          <w:p>
+            <w:pPr>
+              <w:autoSpaceDE w:val="0"/>
+              <w:autoSpaceDN w:val="0"/>
+            </w:pPr>
+            <w:r>
+              <w:rPr>
+                <w:rFonts w:ascii="맑은 고딕" w:hAnsi="맑은 고딕" w:eastAsia="맑은 고딕" w:cs="맑은 고딕"/>
+                <w:color w:val="000000"/>
+                <w:sz w:val="19"/>
+              </w:rPr>
+              <w:t>형사 (폐기물의국가간이동및그처리에관한법률위반)</w:t>
+            </w:r>
+          </w:p>
+        </w:tc>
+      </w:tr>
+      <w:tr>
+        <w:tc>
+          <w:tcPr>
+            <w:tcW w:type="pct" w:w="1200"/>
+            <w:shd w:val="clear" w:color="auto" w:fill="F2F2F2"/>
+          </w:tcPr>
+          <w:p>
+            <w:pPr>
+              <w:autoSpaceDE w:val="0"/>
+              <w:autoSpaceDN w:val="0"/>
+            </w:pPr>
+            <w:r>
+              <w:rPr>
+                <w:rFonts w:ascii="맑은 고딕" w:hAnsi="맑은 고딕" w:eastAsia="맑은 고딕" w:cs="맑은 고딕"/>
+                <w:b/>
+                <w:color w:val="000000"/>
+                <w:sz w:val="19"/>
+              </w:rPr>
+              <w:t>원심</w:t>
+            </w:r>
+          </w:p>
+        </w:tc>
+        <w:tc>
+          <w:tcPr>
+            <w:tcW w:type="pct" w:w="3800"/>
+          </w:tcPr>
+          <w:p>
+            <w:pPr>
+              <w:autoSpaceDE w:val="0"/>
+              <w:autoSpaceDN w:val="0"/>
+            </w:pPr>
+            <w:r>
+              <w:rPr>
+                <w:rFonts w:ascii="맑은 고딕" w:hAnsi="맑은 고딕" w:eastAsia="맑은 고딕" w:cs="맑은 고딕"/>
+                <w:color w:val="000000"/>
+                <w:sz w:val="19"/>
+              </w:rPr>
+              <w:t>수원지법 2018노4944 (2019. 5. 2.)</w:t>
+            </w:r>
+          </w:p>
+        </w:tc>
+      </w:tr>
+      <w:tr>
+        <w:tc>
+          <w:tcPr>
+            <w:tcW w:type="pct" w:w="1200"/>
+            <w:shd w:val="clear" w:color="auto" w:fill="F2F2F2"/>
+          </w:tcPr>
+          <w:p>
+            <w:pPr>
+              <w:autoSpaceDE w:val="0"/>
+              <w:autoSpaceDN w:val="0"/>
+            </w:pPr>
+            <w:r>
+              <w:rPr>
+                <w:rFonts w:ascii="맑은 고딕" w:hAnsi="맑은 고딕" w:eastAsia="맑은 고딕" w:cs="맑은 고딕"/>
+                <w:b/>
+                <w:color w:val="000000"/>
+                <w:sz w:val="19"/>
+              </w:rPr>
+              <w:t>결과</w:t>
+            </w:r>
+          </w:p>
+        </w:tc>
+        <w:tc>
+          <w:tcPr>
+            <w:tcW w:type="pct" w:w="3800"/>
+          </w:tcPr>
+          <w:p>
+            <w:pPr>
+              <w:autoSpaceDE w:val="0"/>
+              <w:autoSpaceDN w:val="0"/>
+            </w:pPr>
+            <w:r>
+              <w:rPr>
+                <w:rFonts w:ascii="맑은 고딕" w:hAnsi="맑은 고딕" w:eastAsia="맑은 고딕" w:cs="맑은 고딕"/>
+                <w:color w:val="000000"/>
+                <w:sz w:val="19"/>
+              </w:rPr>
+              <w:t>원심 파기환송</w:t>
+            </w:r>
+          </w:p>
+        </w:tc>
+      </w:tr>
     </w:tbl>
     <w:p>
       <w:pPr>
@@ -798,7 +924,7 @@
           <w:rFonts w:ascii="맑은 고딕" w:hAnsi="맑은 고딕" w:eastAsia="맑은 고딕" w:cs="맑은 고딕"/>
           <w:color w:val="000000"/>
         </w:rPr>
-        <w:t>[1] 유해 폐기물의 국제적 이동의 통제와 규제를 목적으로 하는 바젤협약, 폐기물의 국가 간 이동 및 그 처리에 관한 법률, 폐기물의 국가 간 이동 및 그 처리에 관한 법률 시행령, 환경부고시(제2017-188호) [별지] 수출입규제폐기물의 품목 중 가.항 (1)호의 ‘금속폐기물 또는 다음 성분(안티몬 등 9개 금속)의 합금으로 구성된 폐기물(Metal wastes and waste consisting of alloys of any of the following)’의 체계와 구조, 문구, 내용, 취지 등을 종합하여 볼 때, 위 환경부고시(제2017-188호) [별지] 수출입규제폐기물의 품목 중 가.항 (1)호에서 규정하고 있는 것은 안티몬 등의 합금으로 구성된 금속폐기물에 한정되는 것이 아니라 금속폐기물 자체를 의미하는 것으로 해석하는 것이 타당하다.</w:t>
+        <w:t>① [1] 유해 폐기물의 국제적 이동의 통제와 규제를 목적으로 하는 바젤협약, 폐기물의 국가 간 이동 및 그 처리에 관한 법률, 폐기물의 국가 간 이동 및 그 처리에 관한 법률 시행령, 환경부고시(제2017-188호) [별지] 수출입규제폐기물의 품목 중 가.항 (1)호의 ‘금속폐기물 또는 다음 성분(안티몬 등 9개 금속)의 합금으로 구성된 폐기물(Metal wastes and waste consisting of alloys of any of the following)’의 체계와 구조, 문구, 내용, 취지 등을 종합하여 볼 때, 위 환경부고시(제2017-188호) [별지] 수출입규제폐기물의 품목 중 가.항 (1)호에서 규정하고 있는 것은 안티몬 등의 합금으로 구성된 금속폐기물에 한정되는 것이 아니라 금속폐기물 자체를 의미하는 것으로 해석하는 것이 타당하다.</w:t>
       </w:r>
       <w:r>
         <w:rPr>
@@ -812,7 +938,7 @@
           <w:rFonts w:ascii="맑은 고딕" w:hAnsi="맑은 고딕" w:eastAsia="맑은 고딕" w:cs="맑은 고딕"/>
           <w:color w:val="000000"/>
         </w:rPr>
-        <w:t>[2] 피고인 甲 주식회사의 대표인 피고인 乙이 환경부장관의 허가를 받지 아니하고 수출입규제폐기물에 해당하는 금속폐기물인 ‘폐유에 오염된 폐엔진’ 147.529t을 수입하였다고 하여 폐기물의 국가 간 이동 및 그 처리에 관한 법률(이하 ‘폐기물국가간이동법’이라고 한다) 위반으로 기소된 사안에서, 폐유에 오염된 것으로 보이는 위 폐엔진은 환경부고시(제2017-188호) [별지] 수출입규제폐기물의 품목 중 가.항 (1)호의 ‘금속폐기물 또는 다음 성분(안티몬 등 9개 금속)의 합금으로 구성된 폐기물(Metal wastes and waste consisting of alloys of any of the following)’에서 규정하고 있는 ‘금속폐기물’에 해당하고, ‘오염되지 않은 금속스크랩’ 등 유해 폐기물의 국제적 이동의 통제와 규제를 목적으로 하는 바젤협약 목록B에 규정된 제외 품목에도 해당하지 않아 결국 수입허가가 필요한 수출입규제폐기물에 해당할 여지가 많다는 이유로, 이와 달리 위 폐엔진이 수출입규제폐기물에 해당하지 않는다고 보아 공소사실을 무죄로 판단한 원심판결에 폐기물국가간이동법 및 유해 폐기물에 관한 법리를 오해한 잘못이 있다고 한 사례.</w:t>
+        <w:t>② [2] 피고인 甲 주식회사의 대표인 피고인 乙이 환경부장관의 허가를 받지 아니하고 수출입규제폐기물에 해당하는 금속폐기물인 ‘폐유에 오염된 폐엔진’ 147.529t을 수입하였다고 하여 폐기물의 국가 간 이동 및 그 처리에 관한 법률(이하 ‘폐기물국가간이동법’이라고 한다) 위반으로 기소된 사안에서, 폐유에 오염된 것으로 보이는 위 폐엔진은 환경부고시(제2017-188호) [별지] 수출입규제폐기물의 품목 중 가.항 (1)호의 ‘금속폐기물 또는 다음 성분(안티몬 등 9개 금속)의 합금으로 구성된 폐기물(Metal wastes and waste consisting of alloys of any of the following)’에서 규정하고 있는 ‘금속폐기물’에 해당하고, ‘오염되지 않은 금속스크랩’ 등 유해 폐기물의 국제적 이동의 통제와 규제를 목적으로 하는 바젤협약 목록B에 규정된 제외 품목에도 해당하지 않아 결국 수입허가가 필요한 수출입규제폐기물에 해당할 여지가 많다는 이유로, 이와 달리 위 폐엔진이 수출입규제폐기물에 해당하지 않는다고 보아 공소사실을 무죄로 판단한 원심판결에 폐기물국가간이동법 및 유해 폐기물에 관한 법리를 오해한 잘못이 있다고 한 사례.</w:t>
       </w:r>
     </w:p>
     <w:p>

--- a/블로그글작성/판례/폐기물_대법원_시리즈/판례_대법원2019도6525_폐유에오염된폐엔진수입허가대상인수출입규제폐기물입니다.docx
+++ b/블로그글작성/판례/폐기물_대법원_시리즈/판례_대법원2019도6525_폐유에오염된폐엔진수입허가대상인수출입규제폐기물입니다.docx
@@ -402,132 +402,6 @@
           </w:p>
         </w:tc>
       </w:tr>
-      <w:tr>
-        <w:tc>
-          <w:tcPr>
-            <w:tcW w:type="pct" w:w="1200"/>
-            <w:shd w:val="clear" w:color="auto" w:fill="F2F2F2"/>
-          </w:tcPr>
-          <w:p>
-            <w:pPr>
-              <w:autoSpaceDE w:val="0"/>
-              <w:autoSpaceDN w:val="0"/>
-            </w:pPr>
-            <w:r>
-              <w:rPr>
-                <w:rFonts w:ascii="맑은 고딕" w:hAnsi="맑은 고딕" w:eastAsia="맑은 고딕" w:cs="맑은 고딕"/>
-                <w:b/>
-                <w:color w:val="000000"/>
-                <w:sz w:val="19"/>
-              </w:rPr>
-              <w:t>사건종류</w:t>
-            </w:r>
-          </w:p>
-        </w:tc>
-        <w:tc>
-          <w:tcPr>
-            <w:tcW w:type="pct" w:w="3800"/>
-          </w:tcPr>
-          <w:p>
-            <w:pPr>
-              <w:autoSpaceDE w:val="0"/>
-              <w:autoSpaceDN w:val="0"/>
-            </w:pPr>
-            <w:r>
-              <w:rPr>
-                <w:rFonts w:ascii="맑은 고딕" w:hAnsi="맑은 고딕" w:eastAsia="맑은 고딕" w:cs="맑은 고딕"/>
-                <w:color w:val="000000"/>
-                <w:sz w:val="19"/>
-              </w:rPr>
-              <w:t>형사 (폐기물의국가간이동및그처리에관한법률위반)</w:t>
-            </w:r>
-          </w:p>
-        </w:tc>
-      </w:tr>
-      <w:tr>
-        <w:tc>
-          <w:tcPr>
-            <w:tcW w:type="pct" w:w="1200"/>
-            <w:shd w:val="clear" w:color="auto" w:fill="F2F2F2"/>
-          </w:tcPr>
-          <w:p>
-            <w:pPr>
-              <w:autoSpaceDE w:val="0"/>
-              <w:autoSpaceDN w:val="0"/>
-            </w:pPr>
-            <w:r>
-              <w:rPr>
-                <w:rFonts w:ascii="맑은 고딕" w:hAnsi="맑은 고딕" w:eastAsia="맑은 고딕" w:cs="맑은 고딕"/>
-                <w:b/>
-                <w:color w:val="000000"/>
-                <w:sz w:val="19"/>
-              </w:rPr>
-              <w:t>원심</w:t>
-            </w:r>
-          </w:p>
-        </w:tc>
-        <w:tc>
-          <w:tcPr>
-            <w:tcW w:type="pct" w:w="3800"/>
-          </w:tcPr>
-          <w:p>
-            <w:pPr>
-              <w:autoSpaceDE w:val="0"/>
-              <w:autoSpaceDN w:val="0"/>
-            </w:pPr>
-            <w:r>
-              <w:rPr>
-                <w:rFonts w:ascii="맑은 고딕" w:hAnsi="맑은 고딕" w:eastAsia="맑은 고딕" w:cs="맑은 고딕"/>
-                <w:color w:val="000000"/>
-                <w:sz w:val="19"/>
-              </w:rPr>
-              <w:t>수원지법 2018노4944 (2019. 5. 2.)</w:t>
-            </w:r>
-          </w:p>
-        </w:tc>
-      </w:tr>
-      <w:tr>
-        <w:tc>
-          <w:tcPr>
-            <w:tcW w:type="pct" w:w="1200"/>
-            <w:shd w:val="clear" w:color="auto" w:fill="F2F2F2"/>
-          </w:tcPr>
-          <w:p>
-            <w:pPr>
-              <w:autoSpaceDE w:val="0"/>
-              <w:autoSpaceDN w:val="0"/>
-            </w:pPr>
-            <w:r>
-              <w:rPr>
-                <w:rFonts w:ascii="맑은 고딕" w:hAnsi="맑은 고딕" w:eastAsia="맑은 고딕" w:cs="맑은 고딕"/>
-                <w:b/>
-                <w:color w:val="000000"/>
-                <w:sz w:val="19"/>
-              </w:rPr>
-              <w:t>결과</w:t>
-            </w:r>
-          </w:p>
-        </w:tc>
-        <w:tc>
-          <w:tcPr>
-            <w:tcW w:type="pct" w:w="3800"/>
-          </w:tcPr>
-          <w:p>
-            <w:pPr>
-              <w:autoSpaceDE w:val="0"/>
-              <w:autoSpaceDN w:val="0"/>
-            </w:pPr>
-            <w:r>
-              <w:rPr>
-                <w:rFonts w:ascii="맑은 고딕" w:hAnsi="맑은 고딕" w:eastAsia="맑은 고딕" w:cs="맑은 고딕"/>
-                <w:color w:val="000000"/>
-                <w:sz w:val="19"/>
-              </w:rPr>
-              <w:t>원심 파기환송</w:t>
-            </w:r>
-          </w:p>
-        </w:tc>
-      </w:tr>
     </w:tbl>
     <w:p>
       <w:pPr>
@@ -605,6 +479,7 @@
         <w:rPr>
           <w:rFonts w:ascii="맑은 고딕" w:hAnsi="맑은 고딕" w:eastAsia="맑은 고딕" w:cs="맑은 고딕"/>
           <w:color w:val="000000"/>
+          <w:u w:val="single"/>
         </w:rPr>
         <w:t>이 사건의 쟁점은 이 사건 폐엔진이 이 사건 조항에서 규정한 수출입규제폐기물에 해당하는지 여부이다. 그리고 이는 이 사건 조항에 따른 규제대상 폐기물에 금속폐기물 자체가 포함된다고 볼 것인지, 아니면 안티몬 등의 합금으로 구성된 금속폐기물만이 포함된다고 볼 것인지 여부에 따라 달라진다. 전자는 이 사건 조항의 영문에서 consisting of 이하 문구가 폐기물(waste)만을 수식한다고 보는 견해를, 후자는 금속폐기물(metal wastes)도 수식한다고 보는 견해를 전제로 한다.</w:t>
       </w:r>
@@ -619,6 +494,7 @@
         <w:rPr>
           <w:rFonts w:ascii="맑은 고딕" w:hAnsi="맑은 고딕" w:eastAsia="맑은 고딕" w:cs="맑은 고딕"/>
           <w:color w:val="000000"/>
+          <w:u w:val="single"/>
         </w:rPr>
         <w:t>다. 이 사건 조항의 해석</w:t>
       </w:r>
@@ -633,6 +509,7 @@
         <w:rPr>
           <w:rFonts w:ascii="맑은 고딕" w:hAnsi="맑은 고딕" w:eastAsia="맑은 고딕" w:cs="맑은 고딕"/>
           <w:color w:val="000000"/>
+          <w:u w:val="single"/>
         </w:rPr>
         <w:t>바젤협약, 폐기물국가간이동법 및 시행령, 이 사건 고시, 이 사건 조항의 체계와 구조, 문구, 내용, 취지 등을 종합하여 볼 때, 다음과 같은 이유로 이 사건 조항에서 규정하고 있는 것은 안티몬 등의 합금으로 구성된 금속폐기물에 한정되는 것이 아니라 금속폐기물 자체를 의미하는 것으로 해석하는 것이 타당하다.</w:t>
       </w:r>
@@ -647,6 +524,7 @@
         <w:rPr>
           <w:rFonts w:ascii="맑은 고딕" w:hAnsi="맑은 고딕" w:eastAsia="맑은 고딕" w:cs="맑은 고딕"/>
           <w:color w:val="000000"/>
+          <w:u w:val="single"/>
         </w:rPr>
         <w:t>(1) 바젤협약 목록A 및 이 사건 고시 수출입규제폐기물의 품목에서 이 사건 조항이 위치한 가.항의 영문 제목은 ‘Metal and metal-bearing wastes’이므로 위 제목은 ‘금속폐기물(metal wastes)’과 ‘금속을 함유한 폐기물(metal-bearing wastes)’로 구분할 수 있다.</w:t>
       </w:r>
@@ -661,6 +539,7 @@
         <w:rPr>
           <w:rFonts w:ascii="맑은 고딕" w:hAnsi="맑은 고딕" w:eastAsia="맑은 고딕" w:cs="맑은 고딕"/>
           <w:color w:val="000000"/>
+          <w:u w:val="single"/>
         </w:rPr>
         <w:t>그런데 가.항에서 규제대상으로 규정하고 있는 22개의 품목들은 ‘안티몬 등의 합금으로 구성된 폐기물’을 비롯하여 각 …</w:t>
       </w:r>
@@ -701,6 +580,8 @@
         <w:rPr>
           <w:rFonts w:ascii="맑은 고딕" w:hAnsi="맑은 고딕" w:eastAsia="맑은 고딕" w:cs="맑은 고딕"/>
           <w:color w:val="000000"/>
+          <w:u w:val="single"/>
+          <w:shd w:val="clear" w:color="auto" w:fill="FFF2CC"/>
         </w:rPr>
         <w:t>① 원심의 판단 환경부고시(제2017-188호, 이하 ‘이 사건 고시’라고 한다) 수출입규제폐기물의 품목 중 가. (1) ‘금속폐기물 또는 다음 성분의 합금으로 구성된 폐기물(Metal wastes and waste consisting of alloys of any of the following)’은 아래와 같은 이유로 안티몬 등의 성분이 포함된 금속폐기물 및 폐기물을 의미하는 것으로 해석하여야 한다.</w:t>
       </w:r>
@@ -716,6 +597,13 @@
           <w:rFonts w:ascii="맑은 고딕" w:hAnsi="맑은 고딕" w:eastAsia="맑은 고딕" w:cs="맑은 고딕"/>
           <w:color w:val="000000"/>
         </w:rPr>
+        <w:br/>
+      </w:r>
+      <w:r>
+        <w:rPr>
+          <w:rFonts w:ascii="맑은 고딕" w:hAnsi="맑은 고딕" w:eastAsia="맑은 고딕" w:cs="맑은 고딕"/>
+          <w:color w:val="000000"/>
+        </w:rPr>
         <w:t>② 그런데 피고인 1이 수입한 금속폐기물인 이 사건 폐엔진에 안티몬 등의 성분이 포함되어 있다고 볼 증거가 없다.</w:t>
       </w:r>
       <w:r>
@@ -730,6 +618,13 @@
           <w:rFonts w:ascii="맑은 고딕" w:hAnsi="맑은 고딕" w:eastAsia="맑은 고딕" w:cs="맑은 고딕"/>
           <w:color w:val="000000"/>
         </w:rPr>
+        <w:br/>
+      </w:r>
+      <w:r>
+        <w:rPr>
+          <w:rFonts w:ascii="맑은 고딕" w:hAnsi="맑은 고딕" w:eastAsia="맑은 고딕" w:cs="맑은 고딕"/>
+          <w:color w:val="000000"/>
+        </w:rPr>
         <w:t>③ 성분과 상관없이 ‘금속폐기물’ 자체를 수출입규제폐기물로 해석하는 경우, 이 사건 고시 [별표 2] 수출입관리폐기물의 품목 제24호에서 정한 수출입관리폐기물인 ‘폐금속류’와 중복된다.</w:t>
       </w:r>
       <w:r>
@@ -744,6 +639,13 @@
           <w:rFonts w:ascii="맑은 고딕" w:hAnsi="맑은 고딕" w:eastAsia="맑은 고딕" w:cs="맑은 고딕"/>
           <w:color w:val="000000"/>
         </w:rPr>
+        <w:br/>
+      </w:r>
+      <w:r>
+        <w:rPr>
+          <w:rFonts w:ascii="맑은 고딕" w:hAnsi="맑은 고딕" w:eastAsia="맑은 고딕" w:cs="맑은 고딕"/>
+          <w:color w:val="000000"/>
+        </w:rPr>
         <w:t>④ 폐기물의 국가 간 이동 및 그 처리에 관한 법률(이하 ‘폐기물국가간이동법’이라고 한다)에 의하면, 법률 적용대상 폐기물은 수출입규제폐기물과 수출입관리폐기물로 양분되어 있는데, 성분과 상관없이 모든 금속폐기물이 수출입규제폐기물이자 수출입관리폐기물이라고 해석할 수는 없다.</w:t>
       </w:r>
       <w:r>
@@ -758,6 +660,13 @@
           <w:rFonts w:ascii="맑은 고딕" w:hAnsi="맑은 고딕" w:eastAsia="맑은 고딕" w:cs="맑은 고딕"/>
           <w:color w:val="000000"/>
         </w:rPr>
+        <w:br/>
+      </w:r>
+      <w:r>
+        <w:rPr>
+          <w:rFonts w:ascii="맑은 고딕" w:hAnsi="맑은 고딕" w:eastAsia="맑은 고딕" w:cs="맑은 고딕"/>
+          <w:color w:val="000000"/>
+        </w:rPr>
         <w:t>⑤ 이와 같은 점을 고려하면 ‘Metal wastes and waste consisting of alloys of any of the following’에서 ‘consisting of alloys of any of the following’은 ‘waste’뿐만 아니라 ‘Metal wastes’도 꾸며주는 것으로 해석함이 자연스럽다.</w:t>
       </w:r>
       <w:r>
@@ -772,6 +681,13 @@
           <w:rFonts w:ascii="맑은 고딕" w:hAnsi="맑은 고딕" w:eastAsia="맑은 고딕" w:cs="맑은 고딕"/>
           <w:color w:val="000000"/>
         </w:rPr>
+        <w:br/>
+      </w:r>
+      <w:r>
+        <w:rPr>
+          <w:rFonts w:ascii="맑은 고딕" w:hAnsi="맑은 고딕" w:eastAsia="맑은 고딕" w:cs="맑은 고딕"/>
+          <w:color w:val="000000"/>
+        </w:rPr>
         <w:t>⑥ 대법원의 판단 바젤협약 및 폐기물국가간이동법 개요 유해 폐기물의 국제적 이동의 통제와 규제를 목적으로 하는 바젤협약의 폐기물 목록A는 수출입규제가 필요한 유해 폐기물을, 목록B는 특별한 사정이 없는 이상 유해하지 않은 폐기물을 각 규정하고 있다.</w:t>
       </w:r>
       <w:r>
@@ -786,6 +702,14 @@
           <w:rFonts w:ascii="맑은 고딕" w:hAnsi="맑은 고딕" w:eastAsia="맑은 고딕" w:cs="맑은 고딕"/>
           <w:color w:val="000000"/>
         </w:rPr>
+        <w:br/>
+      </w:r>
+      <w:r>
+        <w:rPr>
+          <w:rFonts w:ascii="맑은 고딕" w:hAnsi="맑은 고딕" w:eastAsia="맑은 고딕" w:cs="맑은 고딕"/>
+          <w:color w:val="000000"/>
+          <w:u w:val="single"/>
+        </w:rPr>
         <w:t>⑦ 바젤협약에 따라 제정되어 시행 중인 폐기물국가간이동법과 시행령은 바젤협약 목록A와 목록B를 바탕으로 수출입규제가 필요한 폐기물과 그 외의 수출입관리가 필요한 폐기물 중 폐기물관리법 제2조 3호에 따른 사업장폐기물을 환경부장관이 고시하도록 규정하고 있다(법 제2조 제1호, 시행령 제2조). 이에 따라 이 사건 고시는 [별지]에서 바젤협약 목록A에 해당하는 폐기물을 수출입규제폐기물로 규정하면서, 가.항 (1)호에서 ‘금속폐기물 또는 다음 성분(안티몬 등 9개 금속)의 합금으로 구성된 폐기물(Metal wastes and waste consisting of alloys of any of the following)’ 중 목록B에 열거된 폐기물을 제외한 나머지 폐기물을 규제대상 폐기물로 규정하고 있다(이하 ‘이 사건 조항’이라고 한다). 사안의 쟁점 이 사건의 쟁점은 이 사건 폐엔진이 이 사건 조항에서 규정한 수출입규제폐기물에 해당하는지 여부이다.</w:t>
       </w:r>
       <w:r>
@@ -800,6 +724,14 @@
           <w:rFonts w:ascii="맑은 고딕" w:hAnsi="맑은 고딕" w:eastAsia="맑은 고딕" w:cs="맑은 고딕"/>
           <w:color w:val="000000"/>
         </w:rPr>
+        <w:br/>
+      </w:r>
+      <w:r>
+        <w:rPr>
+          <w:rFonts w:ascii="맑은 고딕" w:hAnsi="맑은 고딕" w:eastAsia="맑은 고딕" w:cs="맑은 고딕"/>
+          <w:color w:val="000000"/>
+          <w:u w:val="single"/>
+        </w:rPr>
         <w:t>⑧ 그리고 이는 이 사건 조항에 따른 규제대상 폐기물에 금속폐기물 자체가 포함된다고 볼 것인지, 아니면 안티몬 등의 합금으로 구성된 금속폐기물만이 포함된다고 볼 것인지 여부에 따라 달라진다.</w:t>
       </w:r>
       <w:r>
@@ -814,6 +746,13 @@
           <w:rFonts w:ascii="맑은 고딕" w:hAnsi="맑은 고딕" w:eastAsia="맑은 고딕" w:cs="맑은 고딕"/>
           <w:color w:val="000000"/>
         </w:rPr>
+        <w:br/>
+      </w:r>
+      <w:r>
+        <w:rPr>
+          <w:rFonts w:ascii="맑은 고딕" w:hAnsi="맑은 고딕" w:eastAsia="맑은 고딕" w:cs="맑은 고딕"/>
+          <w:color w:val="000000"/>
+        </w:rPr>
         <w:t>⑨ 전자는 이 사건 조항의 영문에서 consisting of 이하 문구가 폐기물(waste)만을 수식한다고 보는 견해를, 후자는 금속폐기물(metal wastes)도 수식한다고 보는 견해를 전제로 한다.</w:t>
       </w:r>
       <w:r>
@@ -828,6 +767,15 @@
           <w:rFonts w:ascii="맑은 고딕" w:hAnsi="맑은 고딕" w:eastAsia="맑은 고딕" w:cs="맑은 고딕"/>
           <w:color w:val="000000"/>
         </w:rPr>
+        <w:br/>
+      </w:r>
+      <w:r>
+        <w:rPr>
+          <w:rFonts w:ascii="맑은 고딕" w:hAnsi="맑은 고딕" w:eastAsia="맑은 고딕" w:cs="맑은 고딕"/>
+          <w:color w:val="000000"/>
+          <w:u w:val="single"/>
+          <w:shd w:val="clear" w:color="auto" w:fill="FFF2CC"/>
+        </w:rPr>
         <w:t>⑩ 이 사건 조항의 해석 바젤협약, 폐기물국가간이동법 및 시행령, 이 사건 고시, 이 사건 조항의 체계와 구조, 문구, 내용, 취지 등을 종합하여 볼 때, 다음과 같은 이유로 이 사건 조항에서 규정하고 있는 것은 안티몬 등의 합금으로 구성된 금속폐기물에 한정되는 것이 아니라 금속폐기물 자체를 의미하는 것으로 해석하는 것이 타당하다.</w:t>
       </w:r>
       <w:r>
@@ -842,6 +790,15 @@
           <w:rFonts w:ascii="맑은 고딕" w:hAnsi="맑은 고딕" w:eastAsia="맑은 고딕" w:cs="맑은 고딕"/>
           <w:color w:val="000000"/>
         </w:rPr>
+        <w:br/>
+      </w:r>
+      <w:r>
+        <w:rPr>
+          <w:rFonts w:ascii="맑은 고딕" w:hAnsi="맑은 고딕" w:eastAsia="맑은 고딕" w:cs="맑은 고딕"/>
+          <w:color w:val="000000"/>
+          <w:u w:val="single"/>
+          <w:shd w:val="clear" w:color="auto" w:fill="FFF2CC"/>
+        </w:rPr>
         <w:t>⑪ 바젤협약 목록A 및 이 사건 고시 수출입규제폐기물의 품목에서 이 사건 조항이 위치한 가.항의 영문 제목은 ‘Metal and metal-bearing wastes’이므로 위 제목은 ‘금속폐기물(metal wastes)’과 ‘금속을 함유한 폐기물(metal-bearing wastes)’로 구분할 수 있다.</w:t>
       </w:r>
       <w:r>
@@ -856,6 +813,13 @@
           <w:rFonts w:ascii="맑은 고딕" w:hAnsi="맑은 고딕" w:eastAsia="맑은 고딕" w:cs="맑은 고딕"/>
           <w:color w:val="000000"/>
         </w:rPr>
+        <w:br/>
+      </w:r>
+      <w:r>
+        <w:rPr>
+          <w:rFonts w:ascii="맑은 고딕" w:hAnsi="맑은 고딕" w:eastAsia="맑은 고딕" w:cs="맑은 고딕"/>
+          <w:color w:val="000000"/>
+        </w:rPr>
         <w:t>⑫ 그런데 가.항에서 규제대상으로 규정하고 있는 22개의 품목들은 ‘안티몬 등의 합금으로 구성된 폐기물’을 비롯하여 각종 compounds(금속화합물), sludges(슬러지-금속찌꺼기), residue(금속잔재물), ashes(금속소각잔재), etching solution(용해된 구리를 포함한 부식액), assemblies or scrap(조립품 또는 스크랩), dross(불순물) 등의 물질들로 구성되어 있거나(consisting of), 오염되거나(having as contaminants), 발생하거나(from), 위 물질들을 함유물로 포함하거나(having as constituents), 함유한(containing) 폐기물 등으로 구성되어 있다.</w:t>
       </w:r>
       <w:r>
@@ -870,7 +834,21 @@
           <w:rFonts w:ascii="맑은 고딕" w:hAnsi="맑은 고딕" w:eastAsia="맑은 고딕" w:cs="맑은 고딕"/>
           <w:color w:val="000000"/>
         </w:rPr>
+        <w:br/>
+      </w:r>
+      <w:r>
+        <w:rPr>
+          <w:rFonts w:ascii="맑은 고딕" w:hAnsi="맑은 고딕" w:eastAsia="맑은 고딕" w:cs="맑은 고딕"/>
+          <w:color w:val="000000"/>
+        </w:rPr>
         <w:t>⑬ 이와 같은 폐기물들은 모두 가.항 제목 중 ‘금속을 함유한 폐기물(metal-bearing wastes)’에 해당하는 것으로서, 위 제목 중 ‘금속을 함유한 폐기물’을 제외한 ‘금속폐기물’에 상응하여 가.항 품목 중 규제대상 품목으로 언급된 금속폐기물은 이 사건 조항의 금속폐기물이 유일하다.</w:t>
+      </w:r>
+      <w:r>
+        <w:rPr>
+          <w:rFonts w:ascii="맑은 고딕" w:hAnsi="맑은 고딕" w:eastAsia="맑은 고딕" w:cs="맑은 고딕"/>
+          <w:color w:val="000000"/>
+        </w:rPr>
+        <w:br/>
       </w:r>
       <w:r>
         <w:rPr>
@@ -923,8 +901,10 @@
         <w:rPr>
           <w:rFonts w:ascii="맑은 고딕" w:hAnsi="맑은 고딕" w:eastAsia="맑은 고딕" w:cs="맑은 고딕"/>
           <w:color w:val="000000"/>
-        </w:rPr>
-        <w:t>① [1] 유해 폐기물의 국제적 이동의 통제와 규제를 목적으로 하는 바젤협약, 폐기물의 국가 간 이동 및 그 처리에 관한 법률, 폐기물의 국가 간 이동 및 그 처리에 관한 법률 시행령, 환경부고시(제2017-188호) [별지] 수출입규제폐기물의 품목 중 가.항 (1)호의 ‘금속폐기물 또는 다음 성분(안티몬 등 9개 금속)의 합금으로 구성된 폐기물(Metal wastes and waste consisting of alloys of any of the following)’의 체계와 구조, 문구, 내용, 취지 등을 종합하여 볼 때, 위 환경부고시(제2017-188호) [별지] 수출입규제폐기물의 품목 중 가.항 (1)호에서 규정하고 있는 것은 안티몬 등의 합금으로 구성된 금속폐기물에 한정되는 것이 아니라 금속폐기물 자체를 의미하는 것으로 해석하는 것이 타당하다.</w:t>
+          <w:u w:val="single"/>
+          <w:shd w:val="clear" w:color="auto" w:fill="FFF2CC"/>
+        </w:rPr>
+        <w:t>[1] 유해 폐기물의 국제적 이동의 통제와 규제를 목적으로 하는 바젤협약, 폐기물의 국가 간 이동 및 그 처리에 관한 법률, 폐기물의 국가 간 이동 및 그 처리에 관한 법률 시행령, 환경부고시(제2017-188호) [별지] 수출입규제폐기물의 품목 중 가.항 (1)호의 ‘금속폐기물 또는 다음 성분(안티몬 등 9개 금속)의 합금으로 구성된 폐기물(Metal wastes and waste consisting of alloys of any of the following)’의 체계와 구조, 문구, 내용, 취지 등을 종합하여 볼 때, 위 환경부고시(제2017-188호) [별지] 수출입규제폐기물의 품목 중 가.항 (1)호에서 규정하고 있는 것은 안티몬 등의 합금으로 구성된 금속폐기물에 한정되는 것이 아니라 금속폐기물 자체를 의미하는 것으로 해석하는 것이 타당하다.</w:t>
       </w:r>
       <w:r>
         <w:rPr>
@@ -937,8 +917,10 @@
         <w:rPr>
           <w:rFonts w:ascii="맑은 고딕" w:hAnsi="맑은 고딕" w:eastAsia="맑은 고딕" w:cs="맑은 고딕"/>
           <w:color w:val="000000"/>
-        </w:rPr>
-        <w:t>② [2] 피고인 甲 주식회사의 대표인 피고인 乙이 환경부장관의 허가를 받지 아니하고 수출입규제폐기물에 해당하는 금속폐기물인 ‘폐유에 오염된 폐엔진’ 147.529t을 수입하였다고 하여 폐기물의 국가 간 이동 및 그 처리에 관한 법률(이하 ‘폐기물국가간이동법’이라고 한다) 위반으로 기소된 사안에서, 폐유에 오염된 것으로 보이는 위 폐엔진은 환경부고시(제2017-188호) [별지] 수출입규제폐기물의 품목 중 가.항 (1)호의 ‘금속폐기물 또는 다음 성분(안티몬 등 9개 금속)의 합금으로 구성된 폐기물(Metal wastes and waste consisting of alloys of any of the following)’에서 규정하고 있는 ‘금속폐기물’에 해당하고, ‘오염되지 않은 금속스크랩’ 등 유해 폐기물의 국제적 이동의 통제와 규제를 목적으로 하는 바젤협약 목록B에 규정된 제외 품목에도 해당하지 않아 결국 수입허가가 필요한 수출입규제폐기물에 해당할 여지가 많다는 이유로, 이와 달리 위 폐엔진이 수출입규제폐기물에 해당하지 않는다고 보아 공소사실을 무죄로 판단한 원심판결에 폐기물국가간이동법 및 유해 폐기물에 관한 법리를 오해한 잘못이 있다고 한 사례.</w:t>
+          <w:u w:val="single"/>
+          <w:shd w:val="clear" w:color="auto" w:fill="FFF2CC"/>
+        </w:rPr>
+        <w:t>[2] 피고인 甲 주식회사의 대표인 피고인 乙이 환경부장관의 허가를 받지 아니하고 수출입규제폐기물에 해당하는 금속폐기물인 ‘폐유에 오염된 폐엔진’ 147.529t을 수입하였다고 하여 폐기물의 국가 간 이동 및 그 처리에 관한 법률(이하 ‘폐기물국가간이동법’이라고 한다) 위반으로 기소된 사안에서, 폐유에 오염된 것으로 보이는 위 폐엔진은 환경부고시(제2017-188호) [별지] 수출입규제폐기물의 품목 중 가.항 (1)호의 ‘금속폐기물 또는 다음 성분(안티몬 등 9개 금속)의 합금으로 구성된 폐기물(Metal wastes and waste consisting of alloys of any of the following)’에서 규정하고 있는 ‘금속폐기물’에 해당하고, ‘오염되지 않은 금속스크랩’ 등 유해 폐기물의 국제적 이동의 통제와 규제를 목적으로 하는 바젤협약 목록B에 규정된 제외 품목에도 해당하지 않아 결국 수입허가가 필요한 수출입규제폐기물에 해당할 여지가 많다는 이유로, 이와 달리 위 폐엔진이 수출입규제폐기물에 해당하지 않는다고 보아 공소사실을 무죄로 판단한 원심판결에 폐기물국가간이동법 및 유해 폐기물에 관한 법리를 오해한 잘못이 있다고 한 사례.</w:t>
       </w:r>
     </w:p>
     <w:p>

--- a/블로그글작성/판례/폐기물_대법원_시리즈/판례_대법원2019도6525_폐유에오염된폐엔진수입허가대상인수출입규제폐기물입니다.docx
+++ b/블로그글작성/판례/폐기물_대법원_시리즈/판례_대법원2019도6525_폐유에오염된폐엔진수입허가대상인수출입규제폐기물입니다.docx
@@ -579,9 +579,9 @@
       <w:r>
         <w:rPr>
           <w:rFonts w:ascii="맑은 고딕" w:hAnsi="맑은 고딕" w:eastAsia="맑은 고딕" w:cs="맑은 고딕"/>
+          <w:b/>
           <w:color w:val="000000"/>
           <w:u w:val="single"/>
-          <w:shd w:val="clear" w:color="auto" w:fill="FFF2CC"/>
         </w:rPr>
         <w:t>① 원심의 판단 환경부고시(제2017-188호, 이하 ‘이 사건 고시’라고 한다) 수출입규제폐기물의 품목 중 가. (1) ‘금속폐기물 또는 다음 성분의 합금으로 구성된 폐기물(Metal wastes and waste consisting of alloys of any of the following)’은 아래와 같은 이유로 안티몬 등의 성분이 포함된 금속폐기물 및 폐기물을 의미하는 것으로 해석하여야 한다.</w:t>
       </w:r>
@@ -772,9 +772,9 @@
       <w:r>
         <w:rPr>
           <w:rFonts w:ascii="맑은 고딕" w:hAnsi="맑은 고딕" w:eastAsia="맑은 고딕" w:cs="맑은 고딕"/>
+          <w:b/>
           <w:color w:val="000000"/>
           <w:u w:val="single"/>
-          <w:shd w:val="clear" w:color="auto" w:fill="FFF2CC"/>
         </w:rPr>
         <w:t>⑩ 이 사건 조항의 해석 바젤협약, 폐기물국가간이동법 및 시행령, 이 사건 고시, 이 사건 조항의 체계와 구조, 문구, 내용, 취지 등을 종합하여 볼 때, 다음과 같은 이유로 이 사건 조항에서 규정하고 있는 것은 안티몬 등의 합금으로 구성된 금속폐기물에 한정되는 것이 아니라 금속폐기물 자체를 의미하는 것으로 해석하는 것이 타당하다.</w:t>
       </w:r>
@@ -795,9 +795,9 @@
       <w:r>
         <w:rPr>
           <w:rFonts w:ascii="맑은 고딕" w:hAnsi="맑은 고딕" w:eastAsia="맑은 고딕" w:cs="맑은 고딕"/>
+          <w:b/>
           <w:color w:val="000000"/>
           <w:u w:val="single"/>
-          <w:shd w:val="clear" w:color="auto" w:fill="FFF2CC"/>
         </w:rPr>
         <w:t>⑪ 바젤협약 목록A 및 이 사건 고시 수출입규제폐기물의 품목에서 이 사건 조항이 위치한 가.항의 영문 제목은 ‘Metal and metal-bearing wastes’이므로 위 제목은 ‘금속폐기물(metal wastes)’과 ‘금속을 함유한 폐기물(metal-bearing wastes)’로 구분할 수 있다.</w:t>
       </w:r>
@@ -900,9 +900,9 @@
       <w:r>
         <w:rPr>
           <w:rFonts w:ascii="맑은 고딕" w:hAnsi="맑은 고딕" w:eastAsia="맑은 고딕" w:cs="맑은 고딕"/>
+          <w:b/>
           <w:color w:val="000000"/>
           <w:u w:val="single"/>
-          <w:shd w:val="clear" w:color="auto" w:fill="FFF2CC"/>
         </w:rPr>
         <w:t>[1] 유해 폐기물의 국제적 이동의 통제와 규제를 목적으로 하는 바젤협약, 폐기물의 국가 간 이동 및 그 처리에 관한 법률, 폐기물의 국가 간 이동 및 그 처리에 관한 법률 시행령, 환경부고시(제2017-188호) [별지] 수출입규제폐기물의 품목 중 가.항 (1)호의 ‘금속폐기물 또는 다음 성분(안티몬 등 9개 금속)의 합금으로 구성된 폐기물(Metal wastes and waste consisting of alloys of any of the following)’의 체계와 구조, 문구, 내용, 취지 등을 종합하여 볼 때, 위 환경부고시(제2017-188호) [별지] 수출입규제폐기물의 품목 중 가.항 (1)호에서 규정하고 있는 것은 안티몬 등의 합금으로 구성된 금속폐기물에 한정되는 것이 아니라 금속폐기물 자체를 의미하는 것으로 해석하는 것이 타당하다.</w:t>
       </w:r>
@@ -916,9 +916,9 @@
       <w:r>
         <w:rPr>
           <w:rFonts w:ascii="맑은 고딕" w:hAnsi="맑은 고딕" w:eastAsia="맑은 고딕" w:cs="맑은 고딕"/>
+          <w:b/>
           <w:color w:val="000000"/>
           <w:u w:val="single"/>
-          <w:shd w:val="clear" w:color="auto" w:fill="FFF2CC"/>
         </w:rPr>
         <w:t>[2] 피고인 甲 주식회사의 대표인 피고인 乙이 환경부장관의 허가를 받지 아니하고 수출입규제폐기물에 해당하는 금속폐기물인 ‘폐유에 오염된 폐엔진’ 147.529t을 수입하였다고 하여 폐기물의 국가 간 이동 및 그 처리에 관한 법률(이하 ‘폐기물국가간이동법’이라고 한다) 위반으로 기소된 사안에서, 폐유에 오염된 것으로 보이는 위 폐엔진은 환경부고시(제2017-188호) [별지] 수출입규제폐기물의 품목 중 가.항 (1)호의 ‘금속폐기물 또는 다음 성분(안티몬 등 9개 금속)의 합금으로 구성된 폐기물(Metal wastes and waste consisting of alloys of any of the following)’에서 규정하고 있는 ‘금속폐기물’에 해당하고, ‘오염되지 않은 금속스크랩’ 등 유해 폐기물의 국제적 이동의 통제와 규제를 목적으로 하는 바젤협약 목록B에 규정된 제외 품목에도 해당하지 않아 결국 수입허가가 필요한 수출입규제폐기물에 해당할 여지가 많다는 이유로, 이와 달리 위 폐엔진이 수출입규제폐기물에 해당하지 않는다고 보아 공소사실을 무죄로 판단한 원심판결에 폐기물국가간이동법 및 유해 폐기물에 관한 법리를 오해한 잘못이 있다고 한 사례.</w:t>
       </w:r>

--- a/블로그글작성/판례/폐기물_대법원_시리즈/판례_대법원2019도6525_폐유에오염된폐엔진수입허가대상인수출입규제폐기물입니다.docx
+++ b/블로그글작성/판례/폐기물_대법원_시리즈/판례_대법원2019도6525_폐유에오염된폐엔진수입허가대상인수출입규제폐기물입니다.docx
@@ -1523,6 +1523,32 @@
         </w:tc>
       </w:tr>
     </w:tbl>
+    <w:p>
+      <w:pPr>
+        <w:pStyle w:val="2"/>
+      </w:pPr>
+      <w:r>
+        <w:t>핵심 요약</w:t>
+      </w:r>
+    </w:p>
+    <w:p>
+      <w:pPr/>
+      <w:r>
+        <w:t>환경부고시상 규제 대상은 안티몬 등 합금으로 구성된 것뿐 아니라 금속폐기물 자체를 의미한다고 보았습니다.</w:t>
+      </w:r>
+    </w:p>
+    <w:p>
+      <w:pPr/>
+      <w:r>
+        <w:t>따라서 폐유에 오염된 폐엔진을 수입하려면 환경부장관의 수입허가를 받아야 할 여지가 큽니다.</w:t>
+      </w:r>
+    </w:p>
+    <w:p>
+      <w:pPr/>
+      <w:r>
+        <w:t>금속 폐기물을 수입할 때는 성분과 관계없이 수출입규제폐기물 해당 여부와 허가 필요성을 먼저 확인해야 합니다.</w:t>
+      </w:r>
+    </w:p>
     <w:p>
       <w:pPr>
         <w:pStyle w:val="note"/>

--- a/블로그글작성/판례/폐기물_대법원_시리즈/판례_대법원2019도6525_폐유에오염된폐엔진수입허가대상인수출입규제폐기물입니다.docx
+++ b/블로그글작성/판례/폐기물_대법원_시리즈/판례_대법원2019도6525_폐유에오염된폐엔진수입허가대상인수출입규제폐기물입니다.docx
@@ -16,7 +16,7 @@
           <w:color w:val="000000"/>
           <w:sz w:val="30"/>
         </w:rPr>
-        <w:t>폐유에 오염된 폐엔진 수입, 허가 대상인 ‘수출입규제폐기물’입니다</w:t>
+        <w:t>폐유에 오염된 폐엔진 수입, 허가 대상인 ‘수출입규제폐기물’입니다. (2019도6525)</w:t>
       </w:r>
     </w:p>
     <w:p>
@@ -47,12 +47,6 @@
         </w:rPr>
         <w:t>○ 환경부고시상 ‘금속폐기물 또는 그 합금 폐기물’이 합금에 한정되는지, 폐유에 오염된 폐엔진이 수입허가 대상인지가 문제된 사건입니다. 대법원은 금속폐기물 자체가 규제 대상이며 수입허가가 필요할 여지가 많다고 보았습니다.</w:t>
       </w:r>
-    </w:p>
-    <w:p>
-      <w:pPr>
-        <w:autoSpaceDE w:val="0"/>
-        <w:autoSpaceDN w:val="0"/>
-      </w:pPr>
     </w:p>
     <w:p>
       <w:pPr>
@@ -187,12 +181,6 @@
     </w:p>
     <w:p>
       <w:pPr>
-        <w:autoSpaceDE w:val="0"/>
-        <w:autoSpaceDN w:val="0"/>
-      </w:pPr>
-    </w:p>
-    <w:p>
-      <w:pPr>
         <w:pStyle w:val="2"/>
         <w:autoSpaceDE w:val="0"/>
         <w:autoSpaceDN w:val="0"/>
@@ -411,12 +399,6 @@
     </w:p>
     <w:p>
       <w:pPr>
-        <w:autoSpaceDE w:val="0"/>
-        <w:autoSpaceDN w:val="0"/>
-      </w:pPr>
-    </w:p>
-    <w:p>
-      <w:pPr>
         <w:pStyle w:val="2"/>
         <w:autoSpaceDE w:val="0"/>
         <w:autoSpaceDN w:val="0"/>
@@ -451,12 +433,6 @@
     </w:p>
     <w:p>
       <w:pPr>
-        <w:autoSpaceDE w:val="0"/>
-        <w:autoSpaceDN w:val="0"/>
-      </w:pPr>
-    </w:p>
-    <w:p>
-      <w:pPr>
         <w:pStyle w:val="2"/>
         <w:autoSpaceDE w:val="0"/>
         <w:autoSpaceDN w:val="0"/>
@@ -552,12 +528,6 @@
     </w:p>
     <w:p>
       <w:pPr>
-        <w:autoSpaceDE w:val="0"/>
-        <w:autoSpaceDN w:val="0"/>
-      </w:pPr>
-    </w:p>
-    <w:p>
-      <w:pPr>
         <w:pStyle w:val="2"/>
         <w:autoSpaceDE w:val="0"/>
         <w:autoSpaceDN w:val="0"/>
@@ -873,12 +843,6 @@
     </w:p>
     <w:p>
       <w:pPr>
-        <w:autoSpaceDE w:val="0"/>
-        <w:autoSpaceDN w:val="0"/>
-      </w:pPr>
-    </w:p>
-    <w:p>
-      <w:pPr>
         <w:pStyle w:val="2"/>
         <w:autoSpaceDE w:val="0"/>
         <w:autoSpaceDN w:val="0"/>
@@ -922,12 +886,6 @@
         </w:rPr>
         <w:t>[2] 피고인 甲 주식회사의 대표인 피고인 乙이 환경부장관의 허가를 받지 아니하고 수출입규제폐기물에 해당하는 금속폐기물인 ‘폐유에 오염된 폐엔진’ 147.529t을 수입하였다고 하여 폐기물의 국가 간 이동 및 그 처리에 관한 법률(이하 ‘폐기물국가간이동법’이라고 한다) 위반으로 기소된 사안에서, 폐유에 오염된 것으로 보이는 위 폐엔진은 환경부고시(제2017-188호) [별지] 수출입규제폐기물의 품목 중 가.항 (1)호의 ‘금속폐기물 또는 다음 성분(안티몬 등 9개 금속)의 합금으로 구성된 폐기물(Metal wastes and waste consisting of alloys of any of the following)’에서 규정하고 있는 ‘금속폐기물’에 해당하고, ‘오염되지 않은 금속스크랩’ 등 유해 폐기물의 국제적 이동의 통제와 규제를 목적으로 하는 바젤협약 목록B에 규정된 제외 품목에도 해당하지 않아 결국 수입허가가 필요한 수출입규제폐기물에 해당할 여지가 많다는 이유로, 이와 달리 위 폐엔진이 수출입규제폐기물에 해당하지 않는다고 보아 공소사실을 무죄로 판단한 원심판결에 폐기물국가간이동법 및 유해 폐기물에 관한 법리를 오해한 잘못이 있다고 한 사례.</w:t>
       </w:r>
-    </w:p>
-    <w:p>
-      <w:pPr>
-        <w:autoSpaceDE w:val="0"/>
-        <w:autoSpaceDN w:val="0"/>
-      </w:pPr>
     </w:p>
     <w:p>
       <w:pPr>
